--- a/cgc-spravka/Справка_CGC.docx
+++ b/cgc-spravka/Справка_CGC.docx
@@ -694,7 +694,7 @@
           <w:i w:val="0"/>
           <w:sz w:val="22"/>
         </w:rPr>
-        <w:t xml:space="preserve">Геофизика: </w:t>
+        <w:t xml:space="preserve">Морская геофизика: </w:t>
       </w:r>
       <w:r>
         <w:rPr>
@@ -703,7 +703,7 @@
           <w:i w:val="0"/>
           <w:sz w:val="22"/>
         </w:rPr>
-        <w:t>геофизические исследования при инженерных изысканиях; геофизические и сейсморазведочные работы при разведке и добыче углеводородов.</w:t>
+        <w:t>гидролокация бокового обзора, магнитометрическая съёмка, обследование дна и подводных объектов с ТНПА; геофизические и сейсморазведочные работы при разведке и добыче углеводородов.</w:t>
       </w:r>
     </w:p>
     <w:p>
@@ -737,7 +737,7 @@
           <w:i w:val="0"/>
           <w:sz w:val="22"/>
         </w:rPr>
-        <w:t>трассирование и топосъёмка трасс, инженерно-геологические изыскания по трассе, съёмка существующих подземных коммуникаций, промер и батиметрия на подводных переходах.</w:t>
+        <w:t>трассирование и топосъёмка трасс, инженерно-геологические изыскания по трассе; на акваториях — поиск и трассирование подводных трубопроводов (ГБО, магнитометр), батиметрия и видеообследование с ТНПА.</w:t>
       </w:r>
     </w:p>
     <w:p>
@@ -1604,7 +1604,7 @@
           <w:color w:val="1F3A5F"/>
           <w:sz w:val="23"/>
         </w:rPr>
-        <w:t>5. Оборудование</w:t>
+        <w:t>5. Морское оборудование</w:t>
       </w:r>
     </w:p>
     <w:tbl>
@@ -1616,13 +1616,14 @@
         <w:tblLook w:firstColumn="1" w:firstRow="1" w:lastColumn="0" w:lastRow="0" w:noHBand="0" w:noVBand="1" w:val="04A0"/>
       </w:tblPr>
       <w:tblGrid>
-        <w:gridCol w:w="2835"/>
-        <w:gridCol w:w="6520"/>
+        <w:gridCol w:w="2948"/>
+        <w:gridCol w:w="5613"/>
+        <w:gridCol w:w="793"/>
       </w:tblGrid>
       <w:tr>
         <w:tc>
           <w:tcPr>
-            <w:tcW w:type="dxa" w:w="2835"/>
+            <w:tcW w:type="dxa" w:w="2948"/>
             <w:shd w:val="clear" w:fill="E8EEF5"/>
           </w:tcPr>
           <w:p>
@@ -1636,13 +1637,13 @@
                 <w:i w:val="0"/>
                 <w:sz w:val="20"/>
               </w:rPr>
-              <w:t>Назначение</w:t>
-            </w:r>
-          </w:p>
-        </w:tc>
-        <w:tc>
-          <w:tcPr>
-            <w:tcW w:type="dxa" w:w="6520"/>
+              <w:t>Оборудование</w:t>
+            </w:r>
+          </w:p>
+        </w:tc>
+        <w:tc>
+          <w:tcPr>
+            <w:tcW w:type="dxa" w:w="5613"/>
             <w:shd w:val="clear" w:fill="E8EEF5"/>
           </w:tcPr>
           <w:p>
@@ -1656,7 +1657,27 @@
                 <w:i w:val="0"/>
                 <w:sz w:val="20"/>
               </w:rPr>
-              <w:t>Оборудование</w:t>
+              <w:t>Назначение и характеристики</w:t>
+            </w:r>
+          </w:p>
+        </w:tc>
+        <w:tc>
+          <w:tcPr>
+            <w:tcW w:type="dxa" w:w="794"/>
+            <w:shd w:val="clear" w:fill="E8EEF5"/>
+          </w:tcPr>
+          <w:p>
+            <w:pPr>
+              <w:spacing w:after="0" w:line="240" w:lineRule="auto"/>
+            </w:pPr>
+            <w:r>
+              <w:rPr>
+                <w:rFonts w:ascii="Times New Roman" w:hAnsi="Times New Roman" w:eastAsia="Times New Roman"/>
+                <w:b/>
+                <w:i w:val="0"/>
+                <w:sz w:val="20"/>
+              </w:rPr>
+              <w:t>Кол-во</w:t>
             </w:r>
           </w:p>
         </w:tc>
@@ -1664,39 +1685,58 @@
       <w:tr>
         <w:tc>
           <w:tcPr>
-            <w:tcW w:type="dxa" w:w="2835"/>
-          </w:tcPr>
-          <w:p>
-            <w:pPr>
-              <w:spacing w:after="0" w:line="240" w:lineRule="auto"/>
-            </w:pPr>
-            <w:r>
-              <w:rPr>
-                <w:rFonts w:ascii="Times New Roman" w:hAnsi="Times New Roman" w:eastAsia="Times New Roman"/>
-                <w:b w:val="0"/>
-                <w:i w:val="0"/>
-                <w:sz w:val="20"/>
-              </w:rPr>
-              <w:t>Геодезия</w:t>
-            </w:r>
-          </w:p>
-        </w:tc>
-        <w:tc>
-          <w:tcPr>
-            <w:tcW w:type="dxa" w:w="6520"/>
-          </w:tcPr>
-          <w:p>
-            <w:pPr>
-              <w:spacing w:after="0" w:line="240" w:lineRule="auto"/>
-            </w:pPr>
-            <w:r>
-              <w:rPr>
-                <w:rFonts w:ascii="Times New Roman" w:hAnsi="Times New Roman" w:eastAsia="Times New Roman"/>
-                <w:b w:val="0"/>
-                <w:i w:val="0"/>
-                <w:sz w:val="20"/>
-              </w:rPr>
-              <w:t>Двухчастотные GNSS-приёмники Leica GS10, Leica GS16; нивелир</w:t>
+            <w:tcW w:type="dxa" w:w="2948"/>
+          </w:tcPr>
+          <w:p>
+            <w:pPr>
+              <w:spacing w:after="0" w:line="240" w:lineRule="auto"/>
+            </w:pPr>
+            <w:r>
+              <w:rPr>
+                <w:rFonts w:ascii="Times New Roman" w:hAnsi="Times New Roman" w:eastAsia="Times New Roman"/>
+                <w:b w:val="0"/>
+                <w:i w:val="0"/>
+                <w:sz w:val="20"/>
+              </w:rPr>
+              <w:t>GNSS-приёмник Njord (Satlab)</w:t>
+            </w:r>
+          </w:p>
+        </w:tc>
+        <w:tc>
+          <w:tcPr>
+            <w:tcW w:type="dxa" w:w="5613"/>
+          </w:tcPr>
+          <w:p>
+            <w:pPr>
+              <w:spacing w:after="0" w:line="240" w:lineRule="auto"/>
+            </w:pPr>
+            <w:r>
+              <w:rPr>
+                <w:rFonts w:ascii="Times New Roman" w:hAnsi="Times New Roman" w:eastAsia="Times New Roman"/>
+                <w:b w:val="0"/>
+                <w:i w:val="0"/>
+                <w:sz w:val="20"/>
+              </w:rPr>
+              <w:t>Высокоточное позиционирование судна и привязка гидрографических измерений; морское исполнение</w:t>
+            </w:r>
+          </w:p>
+        </w:tc>
+        <w:tc>
+          <w:tcPr>
+            <w:tcW w:type="dxa" w:w="794"/>
+          </w:tcPr>
+          <w:p>
+            <w:pPr>
+              <w:spacing w:after="0" w:line="240" w:lineRule="auto"/>
+            </w:pPr>
+            <w:r>
+              <w:rPr>
+                <w:rFonts w:ascii="Times New Roman" w:hAnsi="Times New Roman" w:eastAsia="Times New Roman"/>
+                <w:b w:val="0"/>
+                <w:i w:val="0"/>
+                <w:sz w:val="20"/>
+              </w:rPr>
+              <w:t>1</w:t>
             </w:r>
           </w:p>
         </w:tc>
@@ -1704,39 +1744,58 @@
       <w:tr>
         <w:tc>
           <w:tcPr>
-            <w:tcW w:type="dxa" w:w="2835"/>
-          </w:tcPr>
-          <w:p>
-            <w:pPr>
-              <w:spacing w:after="0" w:line="240" w:lineRule="auto"/>
-            </w:pPr>
-            <w:r>
-              <w:rPr>
-                <w:rFonts w:ascii="Times New Roman" w:hAnsi="Times New Roman" w:eastAsia="Times New Roman"/>
-                <w:b w:val="0"/>
-                <w:i w:val="0"/>
-                <w:sz w:val="20"/>
-              </w:rPr>
-              <w:t>Бурение</w:t>
-            </w:r>
-          </w:p>
-        </w:tc>
-        <w:tc>
-          <w:tcPr>
-            <w:tcW w:type="dxa" w:w="6520"/>
-          </w:tcPr>
-          <w:p>
-            <w:pPr>
-              <w:spacing w:after="0" w:line="240" w:lineRule="auto"/>
-            </w:pPr>
-            <w:r>
-              <w:rPr>
-                <w:rFonts w:ascii="Times New Roman" w:hAnsi="Times New Roman" w:eastAsia="Times New Roman"/>
-                <w:b w:val="0"/>
-                <w:i w:val="0"/>
-                <w:sz w:val="20"/>
-              </w:rPr>
-              <w:t>Буровая установка УРБ-2А2; малогабаритный буровой станок Pride</w:t>
+            <w:tcW w:type="dxa" w:w="2948"/>
+          </w:tcPr>
+          <w:p>
+            <w:pPr>
+              <w:spacing w:after="0" w:line="240" w:lineRule="auto"/>
+            </w:pPr>
+            <w:r>
+              <w:rPr>
+                <w:rFonts w:ascii="Times New Roman" w:hAnsi="Times New Roman" w:eastAsia="Times New Roman"/>
+                <w:b w:val="0"/>
+                <w:i w:val="0"/>
+                <w:sz w:val="20"/>
+              </w:rPr>
+              <w:t>Гидролокатор бокового обзора SS900</w:t>
+            </w:r>
+          </w:p>
+        </w:tc>
+        <w:tc>
+          <w:tcPr>
+            <w:tcW w:type="dxa" w:w="5613"/>
+          </w:tcPr>
+          <w:p>
+            <w:pPr>
+              <w:spacing w:after="0" w:line="240" w:lineRule="auto"/>
+            </w:pPr>
+            <w:r>
+              <w:rPr>
+                <w:rFonts w:ascii="Times New Roman" w:hAnsi="Times New Roman" w:eastAsia="Times New Roman"/>
+                <w:b w:val="0"/>
+                <w:i w:val="0"/>
+                <w:sz w:val="20"/>
+              </w:rPr>
+              <w:t>Съёмка дна, поиск и картирование донных объектов; буксируемый, кабель-трос 50 м</w:t>
+            </w:r>
+          </w:p>
+        </w:tc>
+        <w:tc>
+          <w:tcPr>
+            <w:tcW w:type="dxa" w:w="794"/>
+          </w:tcPr>
+          <w:p>
+            <w:pPr>
+              <w:spacing w:after="0" w:line="240" w:lineRule="auto"/>
+            </w:pPr>
+            <w:r>
+              <w:rPr>
+                <w:rFonts w:ascii="Times New Roman" w:hAnsi="Times New Roman" w:eastAsia="Times New Roman"/>
+                <w:b w:val="0"/>
+                <w:i w:val="0"/>
+                <w:sz w:val="20"/>
+              </w:rPr>
+              <w:t>1</w:t>
             </w:r>
           </w:p>
         </w:tc>
@@ -1744,40 +1803,58 @@
       <w:tr>
         <w:tc>
           <w:tcPr>
-            <w:tcW w:type="dxa" w:w="2835"/>
-          </w:tcPr>
-          <w:p>
-            <w:pPr>
-              <w:spacing w:after="0" w:line="240" w:lineRule="auto"/>
-            </w:pPr>
-            <w:r>
-              <w:rPr>
-                <w:rFonts w:ascii="Times New Roman" w:hAnsi="Times New Roman" w:eastAsia="Times New Roman"/>
-                <w:b w:val="0"/>
-                <w:i w:val="0"/>
-                <w:sz w:val="20"/>
-              </w:rPr>
-              <w:t>Гидрография</w:t>
-            </w:r>
-          </w:p>
-        </w:tc>
-        <w:tc>
-          <w:tcPr>
-            <w:tcW w:type="dxa" w:w="6520"/>
-          </w:tcPr>
-          <w:p>
-            <w:pPr>
-              <w:spacing w:after="0" w:line="240" w:lineRule="auto"/>
-            </w:pPr>
-            <w:r>
-              <w:rPr>
-                <w:rFonts w:ascii="Times New Roman" w:hAnsi="Times New Roman" w:eastAsia="Times New Roman"/>
-                <w:b w:val="0"/>
-                <w:i w:val="0"/>
-                <w:sz w:val="20"/>
-                <w:highlight w:val="yellow"/>
-              </w:rPr>
-              <w:t>[эхолот, модель — заполнить]</w:t>
+            <w:tcW w:type="dxa" w:w="2948"/>
+          </w:tcPr>
+          <w:p>
+            <w:pPr>
+              <w:spacing w:after="0" w:line="240" w:lineRule="auto"/>
+            </w:pPr>
+            <w:r>
+              <w:rPr>
+                <w:rFonts w:ascii="Times New Roman" w:hAnsi="Times New Roman" w:eastAsia="Times New Roman"/>
+                <w:b w:val="0"/>
+                <w:i w:val="0"/>
+                <w:sz w:val="20"/>
+              </w:rPr>
+              <w:t>Морской магнитометр SeaSPY2 (Marine Magnetics)</w:t>
+            </w:r>
+          </w:p>
+        </w:tc>
+        <w:tc>
+          <w:tcPr>
+            <w:tcW w:type="dxa" w:w="5613"/>
+          </w:tcPr>
+          <w:p>
+            <w:pPr>
+              <w:spacing w:after="0" w:line="240" w:lineRule="auto"/>
+            </w:pPr>
+            <w:r>
+              <w:rPr>
+                <w:rFonts w:ascii="Times New Roman" w:hAnsi="Times New Roman" w:eastAsia="Times New Roman"/>
+                <w:b w:val="0"/>
+                <w:i w:val="0"/>
+                <w:sz w:val="20"/>
+              </w:rPr>
+              <w:t>Магнитная съёмка, поиск трубопроводов и ферромагнитных объектов; оверхаузеровский, чувствительность 0,01 нТл, кабель-трос 300 м</w:t>
+            </w:r>
+          </w:p>
+        </w:tc>
+        <w:tc>
+          <w:tcPr>
+            <w:tcW w:type="dxa" w:w="794"/>
+          </w:tcPr>
+          <w:p>
+            <w:pPr>
+              <w:spacing w:after="0" w:line="240" w:lineRule="auto"/>
+            </w:pPr>
+            <w:r>
+              <w:rPr>
+                <w:rFonts w:ascii="Times New Roman" w:hAnsi="Times New Roman" w:eastAsia="Times New Roman"/>
+                <w:b w:val="0"/>
+                <w:i w:val="0"/>
+                <w:sz w:val="20"/>
+              </w:rPr>
+              <w:t>1</w:t>
             </w:r>
           </w:p>
         </w:tc>
@@ -1785,40 +1862,58 @@
       <w:tr>
         <w:tc>
           <w:tcPr>
-            <w:tcW w:type="dxa" w:w="2835"/>
-          </w:tcPr>
-          <w:p>
-            <w:pPr>
-              <w:spacing w:after="0" w:line="240" w:lineRule="auto"/>
-            </w:pPr>
-            <w:r>
-              <w:rPr>
-                <w:rFonts w:ascii="Times New Roman" w:hAnsi="Times New Roman" w:eastAsia="Times New Roman"/>
-                <w:b w:val="0"/>
-                <w:i w:val="0"/>
-                <w:sz w:val="20"/>
-              </w:rPr>
-              <w:t>Геофизика</w:t>
-            </w:r>
-          </w:p>
-        </w:tc>
-        <w:tc>
-          <w:tcPr>
-            <w:tcW w:type="dxa" w:w="6520"/>
-          </w:tcPr>
-          <w:p>
-            <w:pPr>
-              <w:spacing w:after="0" w:line="240" w:lineRule="auto"/>
-            </w:pPr>
-            <w:r>
-              <w:rPr>
-                <w:rFonts w:ascii="Times New Roman" w:hAnsi="Times New Roman" w:eastAsia="Times New Roman"/>
-                <w:b w:val="0"/>
-                <w:i w:val="0"/>
-                <w:sz w:val="20"/>
-                <w:highlight w:val="yellow"/>
-              </w:rPr>
-              <w:t>[аппаратура, модель — заполнить]</w:t>
+            <w:tcW w:type="dxa" w:w="2948"/>
+          </w:tcPr>
+          <w:p>
+            <w:pPr>
+              <w:spacing w:after="0" w:line="240" w:lineRule="auto"/>
+            </w:pPr>
+            <w:r>
+              <w:rPr>
+                <w:rFonts w:ascii="Times New Roman" w:hAnsi="Times New Roman" w:eastAsia="Times New Roman"/>
+                <w:b w:val="0"/>
+                <w:i w:val="0"/>
+                <w:sz w:val="20"/>
+              </w:rPr>
+              <w:t>ТНПА BALTICROV BR-300</w:t>
+            </w:r>
+          </w:p>
+        </w:tc>
+        <w:tc>
+          <w:tcPr>
+            <w:tcW w:type="dxa" w:w="5613"/>
+          </w:tcPr>
+          <w:p>
+            <w:pPr>
+              <w:spacing w:after="0" w:line="240" w:lineRule="auto"/>
+            </w:pPr>
+            <w:r>
+              <w:rPr>
+                <w:rFonts w:ascii="Times New Roman" w:hAnsi="Times New Roman" w:eastAsia="Times New Roman"/>
+                <w:b w:val="0"/>
+                <w:i w:val="0"/>
+                <w:sz w:val="20"/>
+              </w:rPr>
+              <w:t>Визуальное обследование подводных конструкций и трубопроводов; глубина до 300 м, кабель-трос 400 м, 2 видеокамеры</w:t>
+            </w:r>
+          </w:p>
+        </w:tc>
+        <w:tc>
+          <w:tcPr>
+            <w:tcW w:type="dxa" w:w="794"/>
+          </w:tcPr>
+          <w:p>
+            <w:pPr>
+              <w:spacing w:after="0" w:line="240" w:lineRule="auto"/>
+            </w:pPr>
+            <w:r>
+              <w:rPr>
+                <w:rFonts w:ascii="Times New Roman" w:hAnsi="Times New Roman" w:eastAsia="Times New Roman"/>
+                <w:b w:val="0"/>
+                <w:i w:val="0"/>
+                <w:sz w:val="20"/>
+              </w:rPr>
+              <w:t>1</w:t>
             </w:r>
           </w:p>
         </w:tc>
@@ -1826,39 +1921,235 @@
       <w:tr>
         <w:tc>
           <w:tcPr>
-            <w:tcW w:type="dxa" w:w="2835"/>
-          </w:tcPr>
-          <w:p>
-            <w:pPr>
-              <w:spacing w:after="0" w:line="240" w:lineRule="auto"/>
-            </w:pPr>
-            <w:r>
-              <w:rPr>
-                <w:rFonts w:ascii="Times New Roman" w:hAnsi="Times New Roman" w:eastAsia="Times New Roman"/>
-                <w:b w:val="0"/>
-                <w:i w:val="0"/>
-                <w:sz w:val="20"/>
-              </w:rPr>
-              <w:t>Программное обеспечение</w:t>
-            </w:r>
-          </w:p>
-        </w:tc>
-        <w:tc>
-          <w:tcPr>
-            <w:tcW w:type="dxa" w:w="6520"/>
-          </w:tcPr>
-          <w:p>
-            <w:pPr>
-              <w:spacing w:after="0" w:line="240" w:lineRule="auto"/>
-            </w:pPr>
-            <w:r>
-              <w:rPr>
-                <w:rFonts w:ascii="Times New Roman" w:hAnsi="Times New Roman" w:eastAsia="Times New Roman"/>
-                <w:b w:val="0"/>
-                <w:i w:val="0"/>
-                <w:sz w:val="20"/>
-              </w:rPr>
-              <w:t>AutoCAD, Microsoft Office; ПО обработки GNSS-измерений</w:t>
+            <w:tcW w:type="dxa" w:w="2948"/>
+          </w:tcPr>
+          <w:p>
+            <w:pPr>
+              <w:spacing w:after="0" w:line="240" w:lineRule="auto"/>
+            </w:pPr>
+            <w:r>
+              <w:rPr>
+                <w:rFonts w:ascii="Times New Roman" w:hAnsi="Times New Roman" w:eastAsia="Times New Roman"/>
+                <w:b w:val="0"/>
+                <w:i w:val="0"/>
+                <w:sz w:val="20"/>
+              </w:rPr>
+              <w:t>USBL-система Tritech Micronnav 200</w:t>
+            </w:r>
+          </w:p>
+        </w:tc>
+        <w:tc>
+          <w:tcPr>
+            <w:tcW w:type="dxa" w:w="5613"/>
+          </w:tcPr>
+          <w:p>
+            <w:pPr>
+              <w:spacing w:after="0" w:line="240" w:lineRule="auto"/>
+            </w:pPr>
+            <w:r>
+              <w:rPr>
+                <w:rFonts w:ascii="Times New Roman" w:hAnsi="Times New Roman" w:eastAsia="Times New Roman"/>
+                <w:b w:val="0"/>
+                <w:i w:val="0"/>
+                <w:sz w:val="20"/>
+              </w:rPr>
+              <w:t>Гидроакустическое позиционирование ТНПА относительно судна</w:t>
+            </w:r>
+          </w:p>
+        </w:tc>
+        <w:tc>
+          <w:tcPr>
+            <w:tcW w:type="dxa" w:w="794"/>
+          </w:tcPr>
+          <w:p>
+            <w:pPr>
+              <w:spacing w:after="0" w:line="240" w:lineRule="auto"/>
+            </w:pPr>
+            <w:r>
+              <w:rPr>
+                <w:rFonts w:ascii="Times New Roman" w:hAnsi="Times New Roman" w:eastAsia="Times New Roman"/>
+                <w:b w:val="0"/>
+                <w:i w:val="0"/>
+                <w:sz w:val="20"/>
+              </w:rPr>
+              <w:t>1</w:t>
+            </w:r>
+          </w:p>
+        </w:tc>
+      </w:tr>
+      <w:tr>
+        <w:tc>
+          <w:tcPr>
+            <w:tcW w:type="dxa" w:w="2948"/>
+          </w:tcPr>
+          <w:p>
+            <w:pPr>
+              <w:spacing w:after="0" w:line="240" w:lineRule="auto"/>
+            </w:pPr>
+            <w:r>
+              <w:rPr>
+                <w:rFonts w:ascii="Times New Roman" w:hAnsi="Times New Roman" w:eastAsia="Times New Roman"/>
+                <w:b w:val="0"/>
+                <w:i w:val="0"/>
+                <w:sz w:val="20"/>
+              </w:rPr>
+              <w:t>Лодка SkyBoat 460 с мотором Yamaha F60 FETL</w:t>
+            </w:r>
+          </w:p>
+        </w:tc>
+        <w:tc>
+          <w:tcPr>
+            <w:tcW w:type="dxa" w:w="5613"/>
+          </w:tcPr>
+          <w:p>
+            <w:pPr>
+              <w:spacing w:after="0" w:line="240" w:lineRule="auto"/>
+            </w:pPr>
+            <w:r>
+              <w:rPr>
+                <w:rFonts w:ascii="Times New Roman" w:hAnsi="Times New Roman" w:eastAsia="Times New Roman"/>
+                <w:b w:val="0"/>
+                <w:i w:val="0"/>
+                <w:sz w:val="20"/>
+              </w:rPr>
+              <w:t>Работы на мелководье и в прибрежной зоне; РИБ 4,6 м, 60 л. с.; прицеп для перевозки</w:t>
+            </w:r>
+          </w:p>
+        </w:tc>
+        <w:tc>
+          <w:tcPr>
+            <w:tcW w:type="dxa" w:w="794"/>
+          </w:tcPr>
+          <w:p>
+            <w:pPr>
+              <w:spacing w:after="0" w:line="240" w:lineRule="auto"/>
+            </w:pPr>
+            <w:r>
+              <w:rPr>
+                <w:rFonts w:ascii="Times New Roman" w:hAnsi="Times New Roman" w:eastAsia="Times New Roman"/>
+                <w:b w:val="0"/>
+                <w:i w:val="0"/>
+                <w:sz w:val="20"/>
+              </w:rPr>
+              <w:t>1</w:t>
+            </w:r>
+          </w:p>
+        </w:tc>
+      </w:tr>
+      <w:tr>
+        <w:tc>
+          <w:tcPr>
+            <w:tcW w:type="dxa" w:w="2948"/>
+          </w:tcPr>
+          <w:p>
+            <w:pPr>
+              <w:spacing w:after="0" w:line="240" w:lineRule="auto"/>
+            </w:pPr>
+            <w:r>
+              <w:rPr>
+                <w:rFonts w:ascii="Times New Roman" w:hAnsi="Times New Roman" w:eastAsia="Times New Roman"/>
+                <w:b w:val="0"/>
+                <w:i w:val="0"/>
+                <w:sz w:val="20"/>
+              </w:rPr>
+              <w:t>Генератор PATRIOT GP 3000iL, ИБП CyberPower 3000 ВА</w:t>
+            </w:r>
+          </w:p>
+        </w:tc>
+        <w:tc>
+          <w:tcPr>
+            <w:tcW w:type="dxa" w:w="5613"/>
+          </w:tcPr>
+          <w:p>
+            <w:pPr>
+              <w:spacing w:after="0" w:line="240" w:lineRule="auto"/>
+            </w:pPr>
+            <w:r>
+              <w:rPr>
+                <w:rFonts w:ascii="Times New Roman" w:hAnsi="Times New Roman" w:eastAsia="Times New Roman"/>
+                <w:b w:val="0"/>
+                <w:i w:val="0"/>
+                <w:sz w:val="20"/>
+              </w:rPr>
+              <w:t>Автономное электропитание аппаратуры в поле и на борту</w:t>
+            </w:r>
+          </w:p>
+        </w:tc>
+        <w:tc>
+          <w:tcPr>
+            <w:tcW w:type="dxa" w:w="794"/>
+          </w:tcPr>
+          <w:p>
+            <w:pPr>
+              <w:spacing w:after="0" w:line="240" w:lineRule="auto"/>
+            </w:pPr>
+            <w:r>
+              <w:rPr>
+                <w:rFonts w:ascii="Times New Roman" w:hAnsi="Times New Roman" w:eastAsia="Times New Roman"/>
+                <w:b w:val="0"/>
+                <w:i w:val="0"/>
+                <w:sz w:val="20"/>
+              </w:rPr>
+              <w:t>1+1</w:t>
+            </w:r>
+          </w:p>
+        </w:tc>
+      </w:tr>
+      <w:tr>
+        <w:tc>
+          <w:tcPr>
+            <w:tcW w:type="dxa" w:w="2948"/>
+          </w:tcPr>
+          <w:p>
+            <w:pPr>
+              <w:spacing w:after="0" w:line="240" w:lineRule="auto"/>
+            </w:pPr>
+            <w:r>
+              <w:rPr>
+                <w:rFonts w:ascii="Times New Roman" w:hAnsi="Times New Roman" w:eastAsia="Times New Roman"/>
+                <w:b w:val="0"/>
+                <w:i w:val="0"/>
+                <w:sz w:val="20"/>
+              </w:rPr>
+              <w:t>Спутниковый терминал Thuraya XT-LITE</w:t>
+            </w:r>
+          </w:p>
+        </w:tc>
+        <w:tc>
+          <w:tcPr>
+            <w:tcW w:type="dxa" w:w="5613"/>
+          </w:tcPr>
+          <w:p>
+            <w:pPr>
+              <w:spacing w:after="0" w:line="240" w:lineRule="auto"/>
+            </w:pPr>
+            <w:r>
+              <w:rPr>
+                <w:rFonts w:ascii="Times New Roman" w:hAnsi="Times New Roman" w:eastAsia="Times New Roman"/>
+                <w:b w:val="0"/>
+                <w:i w:val="0"/>
+                <w:sz w:val="20"/>
+              </w:rPr>
+              <w:t>Связь вне зоны сотовых сетей</w:t>
+            </w:r>
+          </w:p>
+        </w:tc>
+        <w:tc>
+          <w:tcPr>
+            <w:tcW w:type="dxa" w:w="794"/>
+          </w:tcPr>
+          <w:p>
+            <w:pPr>
+              <w:spacing w:after="0" w:line="240" w:lineRule="auto"/>
+            </w:pPr>
+            <w:r>
+              <w:rPr>
+                <w:rFonts w:ascii="Times New Roman" w:hAnsi="Times New Roman" w:eastAsia="Times New Roman"/>
+                <w:b w:val="0"/>
+                <w:i w:val="0"/>
+                <w:sz w:val="20"/>
+              </w:rPr>
+              <w:t>1</w:t>
             </w:r>
           </w:p>
         </w:tc>
@@ -1877,7 +2168,7 @@
           <w:i w:val="0"/>
           <w:sz w:val="22"/>
         </w:rPr>
-        <w:t>Специалисты Компании имеют профильное образование и опыт полевых работ на суше и акваториях Каспийского региона.</w:t>
+        <w:t>Специалисты Компании имеют профильное образование и опыт полевых работ на суше и акваториях Каспийского региона. Камеральная обработка ведётся на собственной вычислительной технике.</w:t>
       </w:r>
     </w:p>
     <w:p>

--- a/cgc-spravka/Справка_CGC.docx
+++ b/cgc-spravka/Справка_CGC.docx
@@ -1617,8 +1617,8 @@
       </w:tblPr>
       <w:tblGrid>
         <w:gridCol w:w="2948"/>
-        <w:gridCol w:w="5613"/>
-        <w:gridCol w:w="793"/>
+        <w:gridCol w:w="5499"/>
+        <w:gridCol w:w="907"/>
       </w:tblGrid>
       <w:tr>
         <w:tc>
@@ -1643,7 +1643,7 @@
         </w:tc>
         <w:tc>
           <w:tcPr>
-            <w:tcW w:type="dxa" w:w="5613"/>
+            <w:tcW w:type="dxa" w:w="5499"/>
             <w:shd w:val="clear" w:fill="E8EEF5"/>
           </w:tcPr>
           <w:p>
@@ -1663,7 +1663,7 @@
         </w:tc>
         <w:tc>
           <w:tcPr>
-            <w:tcW w:type="dxa" w:w="794"/>
+            <w:tcW w:type="dxa" w:w="907"/>
             <w:shd w:val="clear" w:fill="E8EEF5"/>
           </w:tcPr>
           <w:p>
@@ -1677,7 +1677,7 @@
                 <w:i w:val="0"/>
                 <w:sz w:val="20"/>
               </w:rPr>
-              <w:t>Кол-во</w:t>
+              <w:t>Кол.</w:t>
             </w:r>
           </w:p>
         </w:tc>
@@ -1704,7 +1704,7 @@
         </w:tc>
         <w:tc>
           <w:tcPr>
-            <w:tcW w:type="dxa" w:w="5613"/>
+            <w:tcW w:type="dxa" w:w="5499"/>
           </w:tcPr>
           <w:p>
             <w:pPr>
@@ -1723,7 +1723,7 @@
         </w:tc>
         <w:tc>
           <w:tcPr>
-            <w:tcW w:type="dxa" w:w="794"/>
+            <w:tcW w:type="dxa" w:w="907"/>
           </w:tcPr>
           <w:p>
             <w:pPr>
@@ -1757,32 +1757,32 @@
                 <w:i w:val="0"/>
                 <w:sz w:val="20"/>
               </w:rPr>
-              <w:t>Гидролокатор бокового обзора SS900</w:t>
-            </w:r>
-          </w:p>
-        </w:tc>
-        <w:tc>
-          <w:tcPr>
-            <w:tcW w:type="dxa" w:w="5613"/>
-          </w:tcPr>
-          <w:p>
-            <w:pPr>
-              <w:spacing w:after="0" w:line="240" w:lineRule="auto"/>
-            </w:pPr>
-            <w:r>
-              <w:rPr>
-                <w:rFonts w:ascii="Times New Roman" w:hAnsi="Times New Roman" w:eastAsia="Times New Roman"/>
-                <w:b w:val="0"/>
-                <w:i w:val="0"/>
-                <w:sz w:val="20"/>
-              </w:rPr>
-              <w:t>Съёмка дна, поиск и картирование донных объектов; буксируемый, кабель-трос 50 м</w:t>
-            </w:r>
-          </w:p>
-        </w:tc>
-        <w:tc>
-          <w:tcPr>
-            <w:tcW w:type="dxa" w:w="794"/>
+              <w:t>Многолучевой эхолот NORBIT</w:t>
+            </w:r>
+          </w:p>
+        </w:tc>
+        <w:tc>
+          <w:tcPr>
+            <w:tcW w:type="dxa" w:w="5499"/>
+          </w:tcPr>
+          <w:p>
+            <w:pPr>
+              <w:spacing w:after="0" w:line="240" w:lineRule="auto"/>
+            </w:pPr>
+            <w:r>
+              <w:rPr>
+                <w:rFonts w:ascii="Times New Roman" w:hAnsi="Times New Roman" w:eastAsia="Times New Roman"/>
+                <w:b w:val="0"/>
+                <w:i w:val="0"/>
+                <w:sz w:val="20"/>
+              </w:rPr>
+              <w:t>Батиметрическая съёмка и промер глубин, построение цифровой модели рельефа дна</w:t>
+            </w:r>
+          </w:p>
+        </w:tc>
+        <w:tc>
+          <w:tcPr>
+            <w:tcW w:type="dxa" w:w="907"/>
           </w:tcPr>
           <w:p>
             <w:pPr>
@@ -1816,32 +1816,32 @@
                 <w:i w:val="0"/>
                 <w:sz w:val="20"/>
               </w:rPr>
-              <w:t>Морской магнитометр SeaSPY2 (Marine Magnetics)</w:t>
-            </w:r>
-          </w:p>
-        </w:tc>
-        <w:tc>
-          <w:tcPr>
-            <w:tcW w:type="dxa" w:w="5613"/>
-          </w:tcPr>
-          <w:p>
-            <w:pPr>
-              <w:spacing w:after="0" w:line="240" w:lineRule="auto"/>
-            </w:pPr>
-            <w:r>
-              <w:rPr>
-                <w:rFonts w:ascii="Times New Roman" w:hAnsi="Times New Roman" w:eastAsia="Times New Roman"/>
-                <w:b w:val="0"/>
-                <w:i w:val="0"/>
-                <w:sz w:val="20"/>
-              </w:rPr>
-              <w:t>Магнитная съёмка, поиск трубопроводов и ферромагнитных объектов; оверхаузеровский, чувствительность 0,01 нТл, кабель-трос 300 м</w:t>
-            </w:r>
-          </w:p>
-        </w:tc>
-        <w:tc>
-          <w:tcPr>
-            <w:tcW w:type="dxa" w:w="794"/>
+              <w:t>Гидролокатор бокового обзора SS900</w:t>
+            </w:r>
+          </w:p>
+        </w:tc>
+        <w:tc>
+          <w:tcPr>
+            <w:tcW w:type="dxa" w:w="5499"/>
+          </w:tcPr>
+          <w:p>
+            <w:pPr>
+              <w:spacing w:after="0" w:line="240" w:lineRule="auto"/>
+            </w:pPr>
+            <w:r>
+              <w:rPr>
+                <w:rFonts w:ascii="Times New Roman" w:hAnsi="Times New Roman" w:eastAsia="Times New Roman"/>
+                <w:b w:val="0"/>
+                <w:i w:val="0"/>
+                <w:sz w:val="20"/>
+              </w:rPr>
+              <w:t>Съёмка дна, поиск и картирование донных объектов; буксируемый, кабель-трос 50 м</w:t>
+            </w:r>
+          </w:p>
+        </w:tc>
+        <w:tc>
+          <w:tcPr>
+            <w:tcW w:type="dxa" w:w="907"/>
           </w:tcPr>
           <w:p>
             <w:pPr>
@@ -1875,32 +1875,32 @@
                 <w:i w:val="0"/>
                 <w:sz w:val="20"/>
               </w:rPr>
-              <w:t>ТНПА BALTICROV BR-300</w:t>
-            </w:r>
-          </w:p>
-        </w:tc>
-        <w:tc>
-          <w:tcPr>
-            <w:tcW w:type="dxa" w:w="5613"/>
-          </w:tcPr>
-          <w:p>
-            <w:pPr>
-              <w:spacing w:after="0" w:line="240" w:lineRule="auto"/>
-            </w:pPr>
-            <w:r>
-              <w:rPr>
-                <w:rFonts w:ascii="Times New Roman" w:hAnsi="Times New Roman" w:eastAsia="Times New Roman"/>
-                <w:b w:val="0"/>
-                <w:i w:val="0"/>
-                <w:sz w:val="20"/>
-              </w:rPr>
-              <w:t>Визуальное обследование подводных конструкций и трубопроводов; глубина до 300 м, кабель-трос 400 м, 2 видеокамеры</w:t>
-            </w:r>
-          </w:p>
-        </w:tc>
-        <w:tc>
-          <w:tcPr>
-            <w:tcW w:type="dxa" w:w="794"/>
+              <w:t>Морской магнитометр SeaSPY2 (Marine Magnetics)</w:t>
+            </w:r>
+          </w:p>
+        </w:tc>
+        <w:tc>
+          <w:tcPr>
+            <w:tcW w:type="dxa" w:w="5499"/>
+          </w:tcPr>
+          <w:p>
+            <w:pPr>
+              <w:spacing w:after="0" w:line="240" w:lineRule="auto"/>
+            </w:pPr>
+            <w:r>
+              <w:rPr>
+                <w:rFonts w:ascii="Times New Roman" w:hAnsi="Times New Roman" w:eastAsia="Times New Roman"/>
+                <w:b w:val="0"/>
+                <w:i w:val="0"/>
+                <w:sz w:val="20"/>
+              </w:rPr>
+              <w:t>Магнитная съёмка, поиск трубопроводов и ферромагнитных объектов; оверхаузеровский, чувствительность 0,01 нТл, кабель-трос 300 м</w:t>
+            </w:r>
+          </w:p>
+        </w:tc>
+        <w:tc>
+          <w:tcPr>
+            <w:tcW w:type="dxa" w:w="907"/>
           </w:tcPr>
           <w:p>
             <w:pPr>
@@ -1934,32 +1934,32 @@
                 <w:i w:val="0"/>
                 <w:sz w:val="20"/>
               </w:rPr>
-              <w:t>USBL-система Tritech Micronnav 200</w:t>
-            </w:r>
-          </w:p>
-        </w:tc>
-        <w:tc>
-          <w:tcPr>
-            <w:tcW w:type="dxa" w:w="5613"/>
-          </w:tcPr>
-          <w:p>
-            <w:pPr>
-              <w:spacing w:after="0" w:line="240" w:lineRule="auto"/>
-            </w:pPr>
-            <w:r>
-              <w:rPr>
-                <w:rFonts w:ascii="Times New Roman" w:hAnsi="Times New Roman" w:eastAsia="Times New Roman"/>
-                <w:b w:val="0"/>
-                <w:i w:val="0"/>
-                <w:sz w:val="20"/>
-              </w:rPr>
-              <w:t>Гидроакустическое позиционирование ТНПА относительно судна</w:t>
-            </w:r>
-          </w:p>
-        </w:tc>
-        <w:tc>
-          <w:tcPr>
-            <w:tcW w:type="dxa" w:w="794"/>
+              <w:t>ТНПА BALTICROV BR-300</w:t>
+            </w:r>
+          </w:p>
+        </w:tc>
+        <w:tc>
+          <w:tcPr>
+            <w:tcW w:type="dxa" w:w="5499"/>
+          </w:tcPr>
+          <w:p>
+            <w:pPr>
+              <w:spacing w:after="0" w:line="240" w:lineRule="auto"/>
+            </w:pPr>
+            <w:r>
+              <w:rPr>
+                <w:rFonts w:ascii="Times New Roman" w:hAnsi="Times New Roman" w:eastAsia="Times New Roman"/>
+                <w:b w:val="0"/>
+                <w:i w:val="0"/>
+                <w:sz w:val="20"/>
+              </w:rPr>
+              <w:t>Визуальное обследование подводных конструкций и трубопроводов; глубина до 300 м, кабель-трос 400 м, 2 видеокамеры</w:t>
+            </w:r>
+          </w:p>
+        </w:tc>
+        <w:tc>
+          <w:tcPr>
+            <w:tcW w:type="dxa" w:w="907"/>
           </w:tcPr>
           <w:p>
             <w:pPr>
@@ -1993,32 +1993,32 @@
                 <w:i w:val="0"/>
                 <w:sz w:val="20"/>
               </w:rPr>
-              <w:t>Лодка SkyBoat 460 с мотором Yamaha F60 FETL</w:t>
-            </w:r>
-          </w:p>
-        </w:tc>
-        <w:tc>
-          <w:tcPr>
-            <w:tcW w:type="dxa" w:w="5613"/>
-          </w:tcPr>
-          <w:p>
-            <w:pPr>
-              <w:spacing w:after="0" w:line="240" w:lineRule="auto"/>
-            </w:pPr>
-            <w:r>
-              <w:rPr>
-                <w:rFonts w:ascii="Times New Roman" w:hAnsi="Times New Roman" w:eastAsia="Times New Roman"/>
-                <w:b w:val="0"/>
-                <w:i w:val="0"/>
-                <w:sz w:val="20"/>
-              </w:rPr>
-              <w:t>Работы на мелководье и в прибрежной зоне; РИБ 4,6 м, 60 л. с.; прицеп для перевозки</w:t>
-            </w:r>
-          </w:p>
-        </w:tc>
-        <w:tc>
-          <w:tcPr>
-            <w:tcW w:type="dxa" w:w="794"/>
+              <w:t>USBL-система Tritech Micronnav 200</w:t>
+            </w:r>
+          </w:p>
+        </w:tc>
+        <w:tc>
+          <w:tcPr>
+            <w:tcW w:type="dxa" w:w="5499"/>
+          </w:tcPr>
+          <w:p>
+            <w:pPr>
+              <w:spacing w:after="0" w:line="240" w:lineRule="auto"/>
+            </w:pPr>
+            <w:r>
+              <w:rPr>
+                <w:rFonts w:ascii="Times New Roman" w:hAnsi="Times New Roman" w:eastAsia="Times New Roman"/>
+                <w:b w:val="0"/>
+                <w:i w:val="0"/>
+                <w:sz w:val="20"/>
+              </w:rPr>
+              <w:t>Гидроакустическое позиционирование ТНПА относительно судна</w:t>
+            </w:r>
+          </w:p>
+        </w:tc>
+        <w:tc>
+          <w:tcPr>
+            <w:tcW w:type="dxa" w:w="907"/>
           </w:tcPr>
           <w:p>
             <w:pPr>
@@ -2052,45 +2052,45 @@
                 <w:i w:val="0"/>
                 <w:sz w:val="20"/>
               </w:rPr>
-              <w:t>Генератор PATRIOT GP 3000iL, ИБП CyberPower 3000 ВА</w:t>
-            </w:r>
-          </w:p>
-        </w:tc>
-        <w:tc>
-          <w:tcPr>
-            <w:tcW w:type="dxa" w:w="5613"/>
-          </w:tcPr>
-          <w:p>
-            <w:pPr>
-              <w:spacing w:after="0" w:line="240" w:lineRule="auto"/>
-            </w:pPr>
-            <w:r>
-              <w:rPr>
-                <w:rFonts w:ascii="Times New Roman" w:hAnsi="Times New Roman" w:eastAsia="Times New Roman"/>
-                <w:b w:val="0"/>
-                <w:i w:val="0"/>
-                <w:sz w:val="20"/>
-              </w:rPr>
-              <w:t>Автономное электропитание аппаратуры в поле и на борту</w:t>
-            </w:r>
-          </w:p>
-        </w:tc>
-        <w:tc>
-          <w:tcPr>
-            <w:tcW w:type="dxa" w:w="794"/>
-          </w:tcPr>
-          <w:p>
-            <w:pPr>
-              <w:spacing w:after="0" w:line="240" w:lineRule="auto"/>
-            </w:pPr>
-            <w:r>
-              <w:rPr>
-                <w:rFonts w:ascii="Times New Roman" w:hAnsi="Times New Roman" w:eastAsia="Times New Roman"/>
-                <w:b w:val="0"/>
-                <w:i w:val="0"/>
-                <w:sz w:val="20"/>
-              </w:rPr>
-              <w:t>1+1</w:t>
+              <w:t>Лодка SkyBoat 460 с мотором Yamaha F60 FETL</w:t>
+            </w:r>
+          </w:p>
+        </w:tc>
+        <w:tc>
+          <w:tcPr>
+            <w:tcW w:type="dxa" w:w="5499"/>
+          </w:tcPr>
+          <w:p>
+            <w:pPr>
+              <w:spacing w:after="0" w:line="240" w:lineRule="auto"/>
+            </w:pPr>
+            <w:r>
+              <w:rPr>
+                <w:rFonts w:ascii="Times New Roman" w:hAnsi="Times New Roman" w:eastAsia="Times New Roman"/>
+                <w:b w:val="0"/>
+                <w:i w:val="0"/>
+                <w:sz w:val="20"/>
+              </w:rPr>
+              <w:t>Работы на мелководье и в прибрежной зоне; РИБ 4,6 м, 60 л. с.; прицеп для перевозки</w:t>
+            </w:r>
+          </w:p>
+        </w:tc>
+        <w:tc>
+          <w:tcPr>
+            <w:tcW w:type="dxa" w:w="907"/>
+          </w:tcPr>
+          <w:p>
+            <w:pPr>
+              <w:spacing w:after="0" w:line="240" w:lineRule="auto"/>
+            </w:pPr>
+            <w:r>
+              <w:rPr>
+                <w:rFonts w:ascii="Times New Roman" w:hAnsi="Times New Roman" w:eastAsia="Times New Roman"/>
+                <w:b w:val="0"/>
+                <w:i w:val="0"/>
+                <w:sz w:val="20"/>
+              </w:rPr>
+              <w:t>1</w:t>
             </w:r>
           </w:p>
         </w:tc>
@@ -2111,13 +2111,72 @@
                 <w:i w:val="0"/>
                 <w:sz w:val="20"/>
               </w:rPr>
+              <w:t>Генератор PATRIOT GP 3000iL, ИБП CyberPower 3000 ВА</w:t>
+            </w:r>
+          </w:p>
+        </w:tc>
+        <w:tc>
+          <w:tcPr>
+            <w:tcW w:type="dxa" w:w="5499"/>
+          </w:tcPr>
+          <w:p>
+            <w:pPr>
+              <w:spacing w:after="0" w:line="240" w:lineRule="auto"/>
+            </w:pPr>
+            <w:r>
+              <w:rPr>
+                <w:rFonts w:ascii="Times New Roman" w:hAnsi="Times New Roman" w:eastAsia="Times New Roman"/>
+                <w:b w:val="0"/>
+                <w:i w:val="0"/>
+                <w:sz w:val="20"/>
+              </w:rPr>
+              <w:t>Автономное электропитание аппаратуры в поле и на борту</w:t>
+            </w:r>
+          </w:p>
+        </w:tc>
+        <w:tc>
+          <w:tcPr>
+            <w:tcW w:type="dxa" w:w="907"/>
+          </w:tcPr>
+          <w:p>
+            <w:pPr>
+              <w:spacing w:after="0" w:line="240" w:lineRule="auto"/>
+            </w:pPr>
+            <w:r>
+              <w:rPr>
+                <w:rFonts w:ascii="Times New Roman" w:hAnsi="Times New Roman" w:eastAsia="Times New Roman"/>
+                <w:b w:val="0"/>
+                <w:i w:val="0"/>
+                <w:sz w:val="20"/>
+              </w:rPr>
+              <w:t>1+1</w:t>
+            </w:r>
+          </w:p>
+        </w:tc>
+      </w:tr>
+      <w:tr>
+        <w:tc>
+          <w:tcPr>
+            <w:tcW w:type="dxa" w:w="2948"/>
+          </w:tcPr>
+          <w:p>
+            <w:pPr>
+              <w:spacing w:after="0" w:line="240" w:lineRule="auto"/>
+            </w:pPr>
+            <w:r>
+              <w:rPr>
+                <w:rFonts w:ascii="Times New Roman" w:hAnsi="Times New Roman" w:eastAsia="Times New Roman"/>
+                <w:b w:val="0"/>
+                <w:i w:val="0"/>
+                <w:sz w:val="20"/>
+              </w:rPr>
               <w:t>Спутниковый терминал Thuraya XT-LITE</w:t>
             </w:r>
           </w:p>
         </w:tc>
         <w:tc>
           <w:tcPr>
-            <w:tcW w:type="dxa" w:w="5613"/>
+            <w:tcW w:type="dxa" w:w="5499"/>
           </w:tcPr>
           <w:p>
             <w:pPr>
@@ -2136,7 +2195,7 @@
         </w:tc>
         <w:tc>
           <w:tcPr>
-            <w:tcW w:type="dxa" w:w="794"/>
+            <w:tcW w:type="dxa" w:w="907"/>
           </w:tcPr>
           <w:p>
             <w:pPr>

--- a/cgc-spravka/Справка_CGC.docx
+++ b/cgc-spravka/Справка_CGC.docx
@@ -4,7 +4,9 @@
   <w:body>
     <w:p>
       <w:pPr>
-        <w:spacing w:after="120" w:before="0" w:line="240" w:lineRule="auto"/>
+        <w:keepNext w:val="0"/>
+        <w:spacing w:before="0" w:after="60" w:line="240" w:lineRule="auto"/>
+        <w:ind w:firstLine="0"/>
         <w:jc w:val="left"/>
       </w:pPr>
       <w:r>
@@ -12,30 +14,33 @@
           <w:rFonts w:ascii="Times New Roman" w:hAnsi="Times New Roman" w:eastAsia="Times New Roman"/>
           <w:b w:val="0"/>
           <w:i w:val="0"/>
-          <w:sz w:val="21"/>
+          <w:sz w:val="24"/>
         </w:rPr>
-        <w:t>Исх. № ______ от «___» ____________ 2026 г.</w:t>
+        <w:t>Исх. № ______</w:t>
       </w:r>
     </w:p>
     <w:p>
       <w:pPr>
-        <w:spacing w:after="0" w:before="0" w:line="240" w:lineRule="auto"/>
-        <w:jc w:val="center"/>
+        <w:keepNext w:val="0"/>
+        <w:spacing w:before="0" w:after="200" w:line="240" w:lineRule="auto"/>
+        <w:ind w:firstLine="0"/>
+        <w:jc w:val="left"/>
       </w:pPr>
       <w:r>
         <w:rPr>
           <w:rFonts w:ascii="Times New Roman" w:hAnsi="Times New Roman" w:eastAsia="Times New Roman"/>
-          <w:b/>
+          <w:b w:val="0"/>
           <w:i w:val="0"/>
-          <w:color w:val="1F3A5F"/>
-          <w:sz w:val="28"/>
+          <w:sz w:val="24"/>
         </w:rPr>
-        <w:t>СПРАВКА</w:t>
+        <w:t>от «___» ____________ 2026 г.</w:t>
       </w:r>
     </w:p>
     <w:p>
       <w:pPr>
-        <w:spacing w:after="80" w:before="0" w:line="240" w:lineRule="auto"/>
+        <w:keepNext w:val="0"/>
+        <w:spacing w:before="0" w:after="60" w:line="240" w:lineRule="auto"/>
+        <w:ind w:firstLine="0"/>
         <w:jc w:val="center"/>
       </w:pPr>
       <w:r>
@@ -45,603 +50,271 @@
           <w:i w:val="0"/>
           <w:sz w:val="24"/>
         </w:rPr>
-        <w:t>о компании ТОО «Caspian Geology Center» (CGC)</w:t>
+        <w:t>СПРАВКА</w:t>
       </w:r>
     </w:p>
     <w:p>
       <w:pPr>
-        <w:keepNext/>
-        <w:spacing w:after="60" w:before="140" w:line="240" w:lineRule="auto"/>
-        <w:jc w:val="left"/>
+        <w:keepNext w:val="0"/>
+        <w:spacing w:before="0" w:after="160" w:line="240" w:lineRule="auto"/>
+        <w:ind w:firstLine="0"/>
+        <w:jc w:val="center"/>
       </w:pPr>
       <w:r>
         <w:rPr>
           <w:rFonts w:ascii="Times New Roman" w:hAnsi="Times New Roman" w:eastAsia="Times New Roman"/>
           <w:b/>
           <w:i w:val="0"/>
-          <w:color w:val="1F3A5F"/>
-          <w:sz w:val="23"/>
+          <w:sz w:val="24"/>
         </w:rPr>
-        <w:t>1. Общие сведения</w:t>
+        <w:t>о деятельности ТОО «Caspian Geology Center»</w:t>
       </w:r>
     </w:p>
-    <w:tbl>
-      <w:tblPr>
-        <w:tblStyle w:val="a3"/>
-        <w:tblW w:type="auto" w:w="0"/>
+    <w:p>
+      <w:pPr>
+        <w:keepNext w:val="0"/>
+        <w:spacing w:before="0" w:after="60" w:line="240" w:lineRule="auto"/>
+        <w:ind w:firstLine="709"/>
+        <w:jc w:val="both"/>
+      </w:pPr>
+      <w:r>
+        <w:rPr>
+          <w:rFonts w:ascii="Times New Roman" w:hAnsi="Times New Roman" w:eastAsia="Times New Roman"/>
+          <w:b w:val="0"/>
+          <w:i w:val="0"/>
+          <w:sz w:val="24"/>
+        </w:rPr>
+        <w:t>Товарищество с ограниченной ответственностью «Caspian Geology Center» (CGC) зарегистрировано в г. Астане в феврале 2023 года, БИН 230240009691. Компания выполняет инженерные изыскания на суше и на акватории Каспийского моря: гидрографические, геофизические, геодезические и инженерно-геологические работы – от полевых измерений до выпуска технического отчёта.</w:t>
+      </w:r>
+    </w:p>
+    <w:p>
+      <w:pPr>
+        <w:keepNext w:val="0"/>
+        <w:spacing w:before="0" w:after="60" w:line="240" w:lineRule="auto"/>
+        <w:ind w:firstLine="709"/>
+        <w:jc w:val="both"/>
+      </w:pPr>
+      <w:r>
+        <w:rPr>
+          <w:rFonts w:ascii="Times New Roman" w:hAnsi="Times New Roman" w:eastAsia="Times New Roman"/>
+          <w:b w:val="0"/>
+          <w:i w:val="0"/>
+          <w:sz w:val="24"/>
+        </w:rPr>
+        <w:t>Производственные базы расположены в г. Актобе и в п. Индербор Атырауской области. Основной район работ – Мангистауская и Атырауская области, казахстанский сектор Каспийского моря.</w:t>
+      </w:r>
+    </w:p>
+    <w:p>
+      <w:pPr>
+        <w:keepNext/>
+        <w:spacing w:before="200" w:after="100" w:line="240" w:lineRule="auto"/>
+        <w:ind w:firstLine="0"/>
         <w:jc w:val="center"/>
-        <w:tblLayout w:type="fixed"/>
-        <w:tblLook w:firstColumn="1" w:firstRow="1" w:lastColumn="0" w:lastRow="0" w:noHBand="0" w:noVBand="1" w:val="04A0"/>
-      </w:tblPr>
-      <w:tblGrid>
-        <w:gridCol w:w="2835"/>
-        <w:gridCol w:w="6520"/>
-      </w:tblGrid>
-      <w:tr>
-        <w:tc>
-          <w:tcPr>
-            <w:tcW w:type="dxa" w:w="2835"/>
-            <w:shd w:val="clear" w:fill="E8EEF5"/>
-          </w:tcPr>
-          <w:p>
-            <w:pPr>
-              <w:spacing w:after="0" w:line="240" w:lineRule="auto"/>
-            </w:pPr>
-            <w:r>
-              <w:rPr>
-                <w:rFonts w:ascii="Times New Roman" w:hAnsi="Times New Roman" w:eastAsia="Times New Roman"/>
-                <w:b/>
-                <w:i w:val="0"/>
-                <w:sz w:val="20"/>
-              </w:rPr>
-              <w:t>Наименование</w:t>
-            </w:r>
-          </w:p>
-        </w:tc>
-        <w:tc>
-          <w:tcPr>
-            <w:tcW w:type="dxa" w:w="6520"/>
-          </w:tcPr>
-          <w:p>
-            <w:pPr>
-              <w:spacing w:after="0" w:line="240" w:lineRule="auto"/>
-            </w:pPr>
-            <w:r>
-              <w:rPr>
-                <w:rFonts w:ascii="Times New Roman" w:hAnsi="Times New Roman" w:eastAsia="Times New Roman"/>
-                <w:b w:val="0"/>
-                <w:i w:val="0"/>
-                <w:sz w:val="20"/>
-              </w:rPr>
-              <w:t>ТОО «Caspian Geology Center»</w:t>
-            </w:r>
-          </w:p>
-        </w:tc>
-      </w:tr>
-      <w:tr>
-        <w:tc>
-          <w:tcPr>
-            <w:tcW w:type="dxa" w:w="2835"/>
-            <w:shd w:val="clear" w:fill="E8EEF5"/>
-          </w:tcPr>
-          <w:p>
-            <w:pPr>
-              <w:spacing w:after="0" w:line="240" w:lineRule="auto"/>
-            </w:pPr>
-            <w:r>
-              <w:rPr>
-                <w:rFonts w:ascii="Times New Roman" w:hAnsi="Times New Roman" w:eastAsia="Times New Roman"/>
-                <w:b/>
-                <w:i w:val="0"/>
-                <w:sz w:val="20"/>
-              </w:rPr>
-              <w:t>БИН / год регистрации</w:t>
-            </w:r>
-          </w:p>
-        </w:tc>
-        <w:tc>
-          <w:tcPr>
-            <w:tcW w:type="dxa" w:w="6520"/>
-          </w:tcPr>
-          <w:p>
-            <w:pPr>
-              <w:spacing w:after="0" w:line="240" w:lineRule="auto"/>
-            </w:pPr>
-            <w:r>
-              <w:rPr>
-                <w:rFonts w:ascii="Times New Roman" w:hAnsi="Times New Roman" w:eastAsia="Times New Roman"/>
-                <w:b w:val="0"/>
-                <w:i w:val="0"/>
-                <w:sz w:val="20"/>
-              </w:rPr>
-              <w:t>230240009691 / 2023</w:t>
-            </w:r>
-          </w:p>
-        </w:tc>
-      </w:tr>
-      <w:tr>
-        <w:tc>
-          <w:tcPr>
-            <w:tcW w:type="dxa" w:w="2835"/>
-            <w:shd w:val="clear" w:fill="E8EEF5"/>
-          </w:tcPr>
-          <w:p>
-            <w:pPr>
-              <w:spacing w:after="0" w:line="240" w:lineRule="auto"/>
-            </w:pPr>
-            <w:r>
-              <w:rPr>
-                <w:rFonts w:ascii="Times New Roman" w:hAnsi="Times New Roman" w:eastAsia="Times New Roman"/>
-                <w:b/>
-                <w:i w:val="0"/>
-                <w:sz w:val="20"/>
-              </w:rPr>
-              <w:t>Юридический адрес</w:t>
-            </w:r>
-          </w:p>
-        </w:tc>
-        <w:tc>
-          <w:tcPr>
-            <w:tcW w:type="dxa" w:w="6520"/>
-          </w:tcPr>
-          <w:p>
-            <w:pPr>
-              <w:spacing w:after="0" w:line="240" w:lineRule="auto"/>
-            </w:pPr>
-            <w:r>
-              <w:rPr>
-                <w:rFonts w:ascii="Times New Roman" w:hAnsi="Times New Roman" w:eastAsia="Times New Roman"/>
-                <w:b w:val="0"/>
-                <w:i w:val="0"/>
-                <w:sz w:val="20"/>
-              </w:rPr>
-              <w:t>010000, г. Астана, пр. Қабанбай Батыр, здание 17, нежилое помещение 15</w:t>
-            </w:r>
-          </w:p>
-        </w:tc>
-      </w:tr>
-      <w:tr>
-        <w:tc>
-          <w:tcPr>
-            <w:tcW w:type="dxa" w:w="2835"/>
-            <w:shd w:val="clear" w:fill="E8EEF5"/>
-          </w:tcPr>
-          <w:p>
-            <w:pPr>
-              <w:spacing w:after="0" w:line="240" w:lineRule="auto"/>
-            </w:pPr>
-            <w:r>
-              <w:rPr>
-                <w:rFonts w:ascii="Times New Roman" w:hAnsi="Times New Roman" w:eastAsia="Times New Roman"/>
-                <w:b/>
-                <w:i w:val="0"/>
-                <w:sz w:val="20"/>
-              </w:rPr>
-              <w:t>Производственные базы</w:t>
-            </w:r>
-          </w:p>
-        </w:tc>
-        <w:tc>
-          <w:tcPr>
-            <w:tcW w:type="dxa" w:w="6520"/>
-          </w:tcPr>
-          <w:p>
-            <w:pPr>
-              <w:spacing w:after="0" w:line="240" w:lineRule="auto"/>
-            </w:pPr>
-            <w:r>
-              <w:rPr>
-                <w:rFonts w:ascii="Times New Roman" w:hAnsi="Times New Roman" w:eastAsia="Times New Roman"/>
-                <w:b w:val="0"/>
-                <w:i w:val="0"/>
-                <w:sz w:val="20"/>
-              </w:rPr>
-              <w:t>г. Актобе, промзона 565; Атырауская обл., Индерский р-н, п. Индербор</w:t>
-            </w:r>
-          </w:p>
-        </w:tc>
-      </w:tr>
-      <w:tr>
-        <w:tc>
-          <w:tcPr>
-            <w:tcW w:type="dxa" w:w="2835"/>
-            <w:shd w:val="clear" w:fill="E8EEF5"/>
-          </w:tcPr>
-          <w:p>
-            <w:pPr>
-              <w:spacing w:after="0" w:line="240" w:lineRule="auto"/>
-            </w:pPr>
-            <w:r>
-              <w:rPr>
-                <w:rFonts w:ascii="Times New Roman" w:hAnsi="Times New Roman" w:eastAsia="Times New Roman"/>
-                <w:b/>
-                <w:i w:val="0"/>
-                <w:sz w:val="20"/>
-              </w:rPr>
-              <w:t>Генеральный директор</w:t>
-            </w:r>
-          </w:p>
-        </w:tc>
-        <w:tc>
-          <w:tcPr>
-            <w:tcW w:type="dxa" w:w="6520"/>
-          </w:tcPr>
-          <w:p>
-            <w:pPr>
-              <w:spacing w:after="0" w:line="240" w:lineRule="auto"/>
-            </w:pPr>
-            <w:r>
-              <w:rPr>
-                <w:rFonts w:ascii="Times New Roman" w:hAnsi="Times New Roman" w:eastAsia="Times New Roman"/>
-                <w:b w:val="0"/>
-                <w:i w:val="0"/>
-                <w:sz w:val="20"/>
-              </w:rPr>
-              <w:t>Шахтаев Г. Ж.</w:t>
-            </w:r>
-          </w:p>
-        </w:tc>
-      </w:tr>
-    </w:tbl>
-    <w:p>
-      <w:pPr>
-        <w:keepNext/>
-        <w:spacing w:after="60" w:before="140" w:line="240" w:lineRule="auto"/>
-        <w:jc w:val="left"/>
       </w:pPr>
       <w:r>
         <w:rPr>
           <w:rFonts w:ascii="Times New Roman" w:hAnsi="Times New Roman" w:eastAsia="Times New Roman"/>
           <w:b/>
           <w:i w:val="0"/>
-          <w:color w:val="1F3A5F"/>
-          <w:sz w:val="23"/>
+          <w:sz w:val="24"/>
         </w:rPr>
-        <w:t>2. Лицензии</w:t>
+        <w:t>Лицензии</w:t>
       </w:r>
     </w:p>
-    <w:tbl>
-      <w:tblPr>
-        <w:tblStyle w:val="a3"/>
-        <w:tblW w:type="auto" w:w="0"/>
+    <w:p>
+      <w:pPr>
+        <w:keepNext w:val="0"/>
+        <w:spacing w:before="0" w:after="60" w:line="240" w:lineRule="auto"/>
+        <w:ind w:firstLine="709"/>
+        <w:jc w:val="both"/>
+      </w:pPr>
+      <w:r>
+        <w:rPr>
+          <w:rFonts w:ascii="Times New Roman" w:hAnsi="Times New Roman" w:eastAsia="Times New Roman"/>
+          <w:b w:val="0"/>
+          <w:i w:val="0"/>
+          <w:sz w:val="24"/>
+        </w:rPr>
+        <w:t>Деятельность ведётся на основании двух государственных лицензий:</w:t>
+      </w:r>
+    </w:p>
+    <w:p>
+      <w:pPr>
+        <w:keepNext w:val="0"/>
+        <w:spacing w:before="0" w:after="60" w:line="240" w:lineRule="auto"/>
+        <w:ind w:firstLine="709"/>
+        <w:jc w:val="both"/>
+      </w:pPr>
+      <w:r>
+        <w:rPr>
+          <w:rFonts w:ascii="Times New Roman" w:hAnsi="Times New Roman" w:eastAsia="Times New Roman"/>
+          <w:b w:val="0"/>
+          <w:i w:val="0"/>
+          <w:sz w:val="24"/>
+        </w:rPr>
+        <w:t>– № 23006536 от 13.03.2023 на изыскательскую деятельность, выдана Акиматом г. Астаны. Включает инженерно-геологические и гидрогеологические работы, геофизические исследования, топографическую съёмку в масштабах от 1:10 000 до 1:200, съёмку подземных коммуникаций, трассирование линейных сооружений, создание планово-высотных сетей и закладку геодезических центров;</w:t>
+      </w:r>
+    </w:p>
+    <w:p>
+      <w:pPr>
+        <w:keepNext w:val="0"/>
+        <w:spacing w:before="0" w:after="60" w:line="240" w:lineRule="auto"/>
+        <w:ind w:firstLine="709"/>
+        <w:jc w:val="both"/>
+      </w:pPr>
+      <w:r>
+        <w:rPr>
+          <w:rFonts w:ascii="Times New Roman" w:hAnsi="Times New Roman" w:eastAsia="Times New Roman"/>
+          <w:b w:val="0"/>
+          <w:i w:val="0"/>
+          <w:sz w:val="24"/>
+        </w:rPr>
+        <w:t>– № 23007605 от 31.03.2023 на работы и услуги в сфере углеводородов, выдана Министерством энергетики Республики Казахстан. Включает геофизические и сейсморазведочные работы при разведке и добыче углеводородов.</w:t>
+      </w:r>
+    </w:p>
+    <w:p>
+      <w:pPr>
+        <w:keepNext/>
+        <w:spacing w:before="200" w:after="100" w:line="240" w:lineRule="auto"/>
+        <w:ind w:firstLine="0"/>
         <w:jc w:val="center"/>
-        <w:tblLayout w:type="fixed"/>
-        <w:tblLook w:firstColumn="1" w:firstRow="1" w:lastColumn="0" w:lastRow="0" w:noHBand="0" w:noVBand="1" w:val="04A0"/>
-      </w:tblPr>
-      <w:tblGrid>
-        <w:gridCol w:w="1077"/>
-        <w:gridCol w:w="1134"/>
-        <w:gridCol w:w="2324"/>
-        <w:gridCol w:w="4819"/>
-      </w:tblGrid>
-      <w:tr>
-        <w:tc>
-          <w:tcPr>
-            <w:tcW w:type="dxa" w:w="1077"/>
-            <w:shd w:val="clear" w:fill="E8EEF5"/>
-          </w:tcPr>
-          <w:p>
-            <w:pPr>
-              <w:spacing w:after="0" w:line="240" w:lineRule="auto"/>
-            </w:pPr>
-            <w:r>
-              <w:rPr>
-                <w:rFonts w:ascii="Times New Roman" w:hAnsi="Times New Roman" w:eastAsia="Times New Roman"/>
-                <w:b/>
-                <w:i w:val="0"/>
-                <w:sz w:val="20"/>
-              </w:rPr>
-              <w:t>№</w:t>
-            </w:r>
-          </w:p>
-        </w:tc>
-        <w:tc>
-          <w:tcPr>
-            <w:tcW w:type="dxa" w:w="1134"/>
-            <w:shd w:val="clear" w:fill="E8EEF5"/>
-          </w:tcPr>
-          <w:p>
-            <w:pPr>
-              <w:spacing w:after="0" w:line="240" w:lineRule="auto"/>
-            </w:pPr>
-            <w:r>
-              <w:rPr>
-                <w:rFonts w:ascii="Times New Roman" w:hAnsi="Times New Roman" w:eastAsia="Times New Roman"/>
-                <w:b/>
-                <w:i w:val="0"/>
-                <w:sz w:val="20"/>
-              </w:rPr>
-              <w:t>Дата</w:t>
-            </w:r>
-          </w:p>
-        </w:tc>
-        <w:tc>
-          <w:tcPr>
-            <w:tcW w:type="dxa" w:w="2324"/>
-            <w:shd w:val="clear" w:fill="E8EEF5"/>
-          </w:tcPr>
-          <w:p>
-            <w:pPr>
-              <w:spacing w:after="0" w:line="240" w:lineRule="auto"/>
-            </w:pPr>
-            <w:r>
-              <w:rPr>
-                <w:rFonts w:ascii="Times New Roman" w:hAnsi="Times New Roman" w:eastAsia="Times New Roman"/>
-                <w:b/>
-                <w:i w:val="0"/>
-                <w:sz w:val="20"/>
-              </w:rPr>
-              <w:t>Лицензиар</w:t>
-            </w:r>
-          </w:p>
-        </w:tc>
-        <w:tc>
-          <w:tcPr>
-            <w:tcW w:type="dxa" w:w="4819"/>
-            <w:shd w:val="clear" w:fill="E8EEF5"/>
-          </w:tcPr>
-          <w:p>
-            <w:pPr>
-              <w:spacing w:after="0" w:line="240" w:lineRule="auto"/>
-            </w:pPr>
-            <w:r>
-              <w:rPr>
-                <w:rFonts w:ascii="Times New Roman" w:hAnsi="Times New Roman" w:eastAsia="Times New Roman"/>
-                <w:b/>
-                <w:i w:val="0"/>
-                <w:sz w:val="20"/>
-              </w:rPr>
-              <w:t>Виды работ</w:t>
-            </w:r>
-          </w:p>
-        </w:tc>
-      </w:tr>
-      <w:tr>
-        <w:tc>
-          <w:tcPr>
-            <w:tcW w:type="dxa" w:w="1077"/>
-          </w:tcPr>
-          <w:p>
-            <w:pPr>
-              <w:spacing w:after="0" w:line="240" w:lineRule="auto"/>
-            </w:pPr>
-            <w:r>
-              <w:rPr>
-                <w:rFonts w:ascii="Times New Roman" w:hAnsi="Times New Roman" w:eastAsia="Times New Roman"/>
-                <w:b w:val="0"/>
-                <w:i w:val="0"/>
-                <w:sz w:val="20"/>
-              </w:rPr>
-              <w:t>23006536</w:t>
-            </w:r>
-          </w:p>
-        </w:tc>
-        <w:tc>
-          <w:tcPr>
-            <w:tcW w:type="dxa" w:w="1134"/>
-          </w:tcPr>
-          <w:p>
-            <w:pPr>
-              <w:spacing w:after="0" w:line="240" w:lineRule="auto"/>
-            </w:pPr>
-            <w:r>
-              <w:rPr>
-                <w:rFonts w:ascii="Times New Roman" w:hAnsi="Times New Roman" w:eastAsia="Times New Roman"/>
-                <w:b w:val="0"/>
-                <w:i w:val="0"/>
-                <w:sz w:val="20"/>
-              </w:rPr>
-              <w:t>13.03.2023</w:t>
-            </w:r>
-          </w:p>
-        </w:tc>
-        <w:tc>
-          <w:tcPr>
-            <w:tcW w:type="dxa" w:w="2324"/>
-          </w:tcPr>
-          <w:p>
-            <w:pPr>
-              <w:spacing w:after="0" w:line="240" w:lineRule="auto"/>
-            </w:pPr>
-            <w:r>
-              <w:rPr>
-                <w:rFonts w:ascii="Times New Roman" w:hAnsi="Times New Roman" w:eastAsia="Times New Roman"/>
-                <w:b w:val="0"/>
-                <w:i w:val="0"/>
-                <w:sz w:val="20"/>
-              </w:rPr>
-              <w:t>Акимат г. Астаны (ГУ «Управление контроля и качества городской среды»)</w:t>
-            </w:r>
-          </w:p>
-        </w:tc>
-        <w:tc>
-          <w:tcPr>
-            <w:tcW w:type="dxa" w:w="4819"/>
-          </w:tcPr>
-          <w:p>
-            <w:pPr>
-              <w:spacing w:after="0" w:line="240" w:lineRule="auto"/>
-            </w:pPr>
-            <w:r>
-              <w:rPr>
-                <w:rFonts w:ascii="Times New Roman" w:hAnsi="Times New Roman" w:eastAsia="Times New Roman"/>
-                <w:b w:val="0"/>
-                <w:i w:val="0"/>
-                <w:sz w:val="20"/>
-              </w:rPr>
-              <w:t>Изыскательская деятельность: инженерно-геологические и гидрогеологические работы, геофизические исследования, инженерно-геодезические работы (топосъёмка М 1:10000–1:200, съёмка подземных коммуникаций, трассирование линейных сооружений, планово-высотные сети, закладка геодезических центров)</w:t>
-            </w:r>
-          </w:p>
-        </w:tc>
-      </w:tr>
-      <w:tr>
-        <w:tc>
-          <w:tcPr>
-            <w:tcW w:type="dxa" w:w="1077"/>
-          </w:tcPr>
-          <w:p>
-            <w:pPr>
-              <w:spacing w:after="0" w:line="240" w:lineRule="auto"/>
-            </w:pPr>
-            <w:r>
-              <w:rPr>
-                <w:rFonts w:ascii="Times New Roman" w:hAnsi="Times New Roman" w:eastAsia="Times New Roman"/>
-                <w:b w:val="0"/>
-                <w:i w:val="0"/>
-                <w:sz w:val="20"/>
-              </w:rPr>
-              <w:t>23007605</w:t>
-            </w:r>
-          </w:p>
-        </w:tc>
-        <w:tc>
-          <w:tcPr>
-            <w:tcW w:type="dxa" w:w="1134"/>
-          </w:tcPr>
-          <w:p>
-            <w:pPr>
-              <w:spacing w:after="0" w:line="240" w:lineRule="auto"/>
-            </w:pPr>
-            <w:r>
-              <w:rPr>
-                <w:rFonts w:ascii="Times New Roman" w:hAnsi="Times New Roman" w:eastAsia="Times New Roman"/>
-                <w:b w:val="0"/>
-                <w:i w:val="0"/>
-                <w:sz w:val="20"/>
-              </w:rPr>
-              <w:t>31.03.2023</w:t>
-            </w:r>
-          </w:p>
-        </w:tc>
-        <w:tc>
-          <w:tcPr>
-            <w:tcW w:type="dxa" w:w="2324"/>
-          </w:tcPr>
-          <w:p>
-            <w:pPr>
-              <w:spacing w:after="0" w:line="240" w:lineRule="auto"/>
-            </w:pPr>
-            <w:r>
-              <w:rPr>
-                <w:rFonts w:ascii="Times New Roman" w:hAnsi="Times New Roman" w:eastAsia="Times New Roman"/>
-                <w:b w:val="0"/>
-                <w:i w:val="0"/>
-                <w:sz w:val="20"/>
-              </w:rPr>
-              <w:t>Министерство энергетики РК</w:t>
-            </w:r>
-          </w:p>
-        </w:tc>
-        <w:tc>
-          <w:tcPr>
-            <w:tcW w:type="dxa" w:w="4819"/>
-          </w:tcPr>
-          <w:p>
-            <w:pPr>
-              <w:spacing w:after="0" w:line="240" w:lineRule="auto"/>
-            </w:pPr>
-            <w:r>
-              <w:rPr>
-                <w:rFonts w:ascii="Times New Roman" w:hAnsi="Times New Roman" w:eastAsia="Times New Roman"/>
-                <w:b w:val="0"/>
-                <w:i w:val="0"/>
-                <w:sz w:val="20"/>
-              </w:rPr>
-              <w:t>Работы и услуги в сфере углеводородов: геофизические работы (прил. 001) и сейсморазведочные работы (прил. 002) при разведке и добыче углеводородов</w:t>
-            </w:r>
-          </w:p>
-        </w:tc>
-      </w:tr>
-    </w:tbl>
-    <w:p>
-      <w:pPr>
-        <w:keepNext/>
-        <w:spacing w:after="60" w:before="140" w:line="240" w:lineRule="auto"/>
-        <w:jc w:val="left"/>
       </w:pPr>
       <w:r>
         <w:rPr>
           <w:rFonts w:ascii="Times New Roman" w:hAnsi="Times New Roman" w:eastAsia="Times New Roman"/>
           <w:b/>
           <w:i w:val="0"/>
-          <w:color w:val="1F3A5F"/>
-          <w:sz w:val="23"/>
+          <w:sz w:val="24"/>
         </w:rPr>
-        <w:t>3. Виды выполняемых работ</w:t>
+        <w:t>Направления работ</w:t>
       </w:r>
     </w:p>
     <w:p>
       <w:pPr>
-        <w:spacing w:after="40" w:before="0" w:line="240" w:lineRule="auto"/>
-        <w:ind w:left="283" w:hanging="283"/>
+        <w:keepNext w:val="0"/>
+        <w:spacing w:before="0" w:after="60" w:line="240" w:lineRule="auto"/>
+        <w:ind w:firstLine="709"/>
         <w:jc w:val="both"/>
       </w:pPr>
+      <w:r>
+        <w:rPr>
+          <w:rFonts w:ascii="Times New Roman" w:hAnsi="Times New Roman" w:eastAsia="Times New Roman"/>
+          <w:b/>
+          <w:i w:val="0"/>
+          <w:sz w:val="24"/>
+        </w:rPr>
+        <w:t xml:space="preserve">Гидрография и батиметрия. </w:t>
+      </w:r>
       <w:r>
         <w:rPr>
           <w:rFonts w:ascii="Times New Roman" w:hAnsi="Times New Roman" w:eastAsia="Times New Roman"/>
           <w:b w:val="0"/>
           <w:i w:val="0"/>
-          <w:sz w:val="22"/>
+          <w:sz w:val="24"/>
         </w:rPr>
-        <w:t xml:space="preserve">• </w:t>
-      </w:r>
+        <w:t>Промер глубин многолучевым эхолотом с высокоточным спутниковым позиционированием, построение цифровых моделей рельефа дна для проектирования причалов, подходных каналов и дноуглубительных работ.</w:t>
+      </w:r>
+    </w:p>
+    <w:p>
+      <w:pPr>
+        <w:keepNext w:val="0"/>
+        <w:spacing w:before="0" w:after="60" w:line="240" w:lineRule="auto"/>
+        <w:ind w:firstLine="709"/>
+        <w:jc w:val="both"/>
+      </w:pPr>
       <w:r>
         <w:rPr>
           <w:rFonts w:ascii="Times New Roman" w:hAnsi="Times New Roman" w:eastAsia="Times New Roman"/>
           <w:b/>
           <w:i w:val="0"/>
-          <w:sz w:val="22"/>
+          <w:sz w:val="24"/>
         </w:rPr>
-        <w:t xml:space="preserve">Инженерно-геодезические изыскания: </w:t>
+        <w:t xml:space="preserve">Морская геофизика и подводные обследования. </w:t>
       </w:r>
       <w:r>
         <w:rPr>
           <w:rFonts w:ascii="Times New Roman" w:hAnsi="Times New Roman" w:eastAsia="Times New Roman"/>
           <w:b w:val="0"/>
           <w:i w:val="0"/>
-          <w:sz w:val="22"/>
+          <w:sz w:val="24"/>
         </w:rPr>
-        <w:t>GNSS-опорные сети, закладка реперов и уравнивание сетей; топографическая съёмка М 1:500–1:10000; съёмка подземных коммуникаций; вынос в натуру.</w:t>
+        <w:t>Гидролокационная съёмка дна, магнитометрия, осмотр подводных сооружений телеуправляемым аппаратом. Этот комплекс позволяет обнаруживать и прослеживать подводные трубопроводы и кабели, уточнять их фактическое положение и выявлять посторонние объекты в коридоре будущей трассы.</w:t>
       </w:r>
     </w:p>
     <w:p>
       <w:pPr>
-        <w:spacing w:after="40" w:before="0" w:line="240" w:lineRule="auto"/>
-        <w:ind w:left="283" w:hanging="283"/>
+        <w:keepNext w:val="0"/>
+        <w:spacing w:before="0" w:after="60" w:line="240" w:lineRule="auto"/>
+        <w:ind w:firstLine="709"/>
         <w:jc w:val="both"/>
       </w:pPr>
+      <w:r>
+        <w:rPr>
+          <w:rFonts w:ascii="Times New Roman" w:hAnsi="Times New Roman" w:eastAsia="Times New Roman"/>
+          <w:b/>
+          <w:i w:val="0"/>
+          <w:sz w:val="24"/>
+        </w:rPr>
+        <w:t xml:space="preserve">Изыскания по трассам трубопроводов. </w:t>
+      </w:r>
       <w:r>
         <w:rPr>
           <w:rFonts w:ascii="Times New Roman" w:hAnsi="Times New Roman" w:eastAsia="Times New Roman"/>
           <w:b w:val="0"/>
           <w:i w:val="0"/>
-          <w:sz w:val="22"/>
+          <w:sz w:val="24"/>
         </w:rPr>
-        <w:t xml:space="preserve">• </w:t>
-      </w:r>
+        <w:t>На сухопутных участках – трассирование, топографическая съёмка полосы отвода, съёмка пересекаемых коммуникаций и инженерно-геологическое бурение. На переходах через акватории – батиметрия, гидролокация и магнитометрия по коридору трассы.</w:t>
+      </w:r>
+    </w:p>
+    <w:p>
+      <w:pPr>
+        <w:keepNext w:val="0"/>
+        <w:spacing w:before="0" w:after="60" w:line="240" w:lineRule="auto"/>
+        <w:ind w:firstLine="709"/>
+        <w:jc w:val="both"/>
+      </w:pPr>
       <w:r>
         <w:rPr>
           <w:rFonts w:ascii="Times New Roman" w:hAnsi="Times New Roman" w:eastAsia="Times New Roman"/>
           <w:b/>
           <w:i w:val="0"/>
-          <w:sz w:val="22"/>
+          <w:sz w:val="24"/>
         </w:rPr>
-        <w:t xml:space="preserve">Инженерно-геологические изыскания: </w:t>
+        <w:t xml:space="preserve">Инженерная геодезия и геология. </w:t>
       </w:r>
       <w:r>
         <w:rPr>
           <w:rFonts w:ascii="Times New Roman" w:hAnsi="Times New Roman" w:eastAsia="Times New Roman"/>
           <w:b w:val="0"/>
           <w:i w:val="0"/>
-          <w:sz w:val="22"/>
+          <w:sz w:val="24"/>
         </w:rPr>
-        <w:t>бурение скважин с отбором монолитов и керна, лабораторные испытания грунтов, выделение ИГЭ, графические приложения (карты, разрезы, колонки).</w:t>
+        <w:t>Создание опорных GNSS-сетей, закладка реперов и уравнивание, топографическая съёмка, вынос в натуру; бурение скважин с отбором монолитов, лабораторные испытания грунтов в аккредитованной лаборатории. Отчёты выпускаются в соответствии с СП РК 1.02-105-2014 и СП РК 1.02-102-2014.</w:t>
       </w:r>
     </w:p>
     <w:p>
       <w:pPr>
-        <w:spacing w:after="40" w:before="0" w:line="240" w:lineRule="auto"/>
-        <w:ind w:left="283" w:hanging="283"/>
+        <w:keepNext/>
+        <w:spacing w:before="200" w:after="100" w:line="240" w:lineRule="auto"/>
+        <w:ind w:firstLine="0"/>
+        <w:jc w:val="center"/>
+      </w:pPr>
+      <w:r>
+        <w:rPr>
+          <w:rFonts w:ascii="Times New Roman" w:hAnsi="Times New Roman" w:eastAsia="Times New Roman"/>
+          <w:b/>
+          <w:i w:val="0"/>
+          <w:sz w:val="24"/>
+        </w:rPr>
+        <w:t>Выполненные работы (2025–2026 гг.)</w:t>
+      </w:r>
+    </w:p>
+    <w:p>
+      <w:pPr>
+        <w:keepNext w:val="0"/>
+        <w:spacing w:before="0" w:after="60" w:line="240" w:lineRule="auto"/>
+        <w:ind w:firstLine="709"/>
         <w:jc w:val="both"/>
       </w:pPr>
       <w:r>
@@ -649,33 +322,84 @@
           <w:rFonts w:ascii="Times New Roman" w:hAnsi="Times New Roman" w:eastAsia="Times New Roman"/>
           <w:b w:val="0"/>
           <w:i w:val="0"/>
-          <w:sz w:val="22"/>
+          <w:sz w:val="24"/>
         </w:rPr>
-        <w:t xml:space="preserve">• </w:t>
-      </w:r>
+        <w:t>Основной заказчик последних двух лет – ТОО «Sarzha Cargo Terminal» (многофункциональный морской терминал «Саржа», Мангистауская область). В 2025 году для терминала выполнены гидрографические работы. В 2026 году – инженерно-геологические и геодезические изыскания, закладка 11 реперов с уравниванием геодезической сети, а также изыскания под причал № 10: пробурено 9 скважин глубиной 14 и 30 м, общий объём бурения – 206 п. м.</w:t>
+      </w:r>
+    </w:p>
+    <w:p>
+      <w:pPr>
+        <w:keepNext w:val="0"/>
+        <w:spacing w:before="0" w:after="60" w:line="240" w:lineRule="auto"/>
+        <w:ind w:firstLine="709"/>
+        <w:jc w:val="both"/>
+      </w:pPr>
+      <w:r>
+        <w:rPr>
+          <w:rFonts w:ascii="Times New Roman" w:hAnsi="Times New Roman" w:eastAsia="Times New Roman"/>
+          <w:b w:val="0"/>
+          <w:i w:val="0"/>
+          <w:sz w:val="24"/>
+        </w:rPr>
+        <w:t>Для ТОО «Sarzha Grain Terminal» в 2026 году выполнены инженерно-геодезические изыскания и топографическая съёмка, для ТОО «Semurg Invest» – инженерно-топографическая съёмка в масштабах 1:1000 и 1:500.</w:t>
+      </w:r>
+    </w:p>
+    <w:p>
+      <w:pPr>
+        <w:keepNext w:val="0"/>
+        <w:spacing w:before="0" w:after="60" w:line="240" w:lineRule="auto"/>
+        <w:ind w:firstLine="709"/>
+        <w:jc w:val="both"/>
+      </w:pPr>
+      <w:r>
+        <w:rPr>
+          <w:rFonts w:ascii="Times New Roman" w:hAnsi="Times New Roman" w:eastAsia="Times New Roman"/>
+          <w:b w:val="0"/>
+          <w:i w:val="0"/>
+          <w:sz w:val="24"/>
+        </w:rPr>
+        <w:t>В 2025 году по заказу ТОО «Kalamkas-Khazar Operating» выполнена батиметрическая съёмка на участке Уральская седловина в Северном Каспии, для ТОО «Organic Fish» – батиметрия акватории рыбоводных садков.</w:t>
+      </w:r>
+    </w:p>
+    <w:p>
+      <w:pPr>
+        <w:keepNext/>
+        <w:spacing w:before="200" w:after="100" w:line="240" w:lineRule="auto"/>
+        <w:ind w:firstLine="0"/>
+        <w:jc w:val="center"/>
+      </w:pPr>
       <w:r>
         <w:rPr>
           <w:rFonts w:ascii="Times New Roman" w:hAnsi="Times New Roman" w:eastAsia="Times New Roman"/>
           <w:b/>
           <w:i w:val="0"/>
-          <w:sz w:val="22"/>
+          <w:sz w:val="24"/>
         </w:rPr>
-        <w:t xml:space="preserve">Гидрография и батиметрия: </w:t>
-      </w:r>
+        <w:t>Оборудование</w:t>
+      </w:r>
+    </w:p>
+    <w:p>
+      <w:pPr>
+        <w:keepNext w:val="0"/>
+        <w:spacing w:before="0" w:after="60" w:line="240" w:lineRule="auto"/>
+        <w:ind w:firstLine="709"/>
+        <w:jc w:val="both"/>
+      </w:pPr>
       <w:r>
         <w:rPr>
           <w:rFonts w:ascii="Times New Roman" w:hAnsi="Times New Roman" w:eastAsia="Times New Roman"/>
           <w:b w:val="0"/>
           <w:i w:val="0"/>
-          <w:sz w:val="22"/>
+          <w:sz w:val="24"/>
         </w:rPr>
-        <w:t>промер глубин портовых акваторий, шельфа Северного Каспия и рыбохозяйственных водоёмов; цифровые модели рельефа дна.</w:t>
+        <w:t>Морские работы выполняются на собственном оборудовании. Батиметрическая съёмка ведётся многолучевым эхолотом NORBIT, позиционирование судна обеспечивает GNSS-приёмник морского исполнения Njord (Satlab). Для обследования дна используются гидролокатор бокового обзора SS900 и буксируемый магнитометр SeaSPY2 (Marine Magnetics) с чувствительностью 0,01 нТл.</w:t>
       </w:r>
     </w:p>
     <w:p>
       <w:pPr>
-        <w:spacing w:after="40" w:before="0" w:line="240" w:lineRule="auto"/>
-        <w:ind w:left="283" w:hanging="283"/>
+        <w:keepNext w:val="0"/>
+        <w:spacing w:before="0" w:after="60" w:line="240" w:lineRule="auto"/>
+        <w:ind w:firstLine="709"/>
         <w:jc w:val="both"/>
       </w:pPr>
       <w:r>
@@ -683,1600 +407,133 @@
           <w:rFonts w:ascii="Times New Roman" w:hAnsi="Times New Roman" w:eastAsia="Times New Roman"/>
           <w:b w:val="0"/>
           <w:i w:val="0"/>
-          <w:sz w:val="22"/>
+          <w:sz w:val="24"/>
         </w:rPr>
-        <w:t xml:space="preserve">• </w:t>
-      </w:r>
+        <w:t>Подводные сооружения и трубопроводы осматриваются телеуправляемым аппаратом BALTICROV BR-300 (рабочая глубина до 300 м, кабель-трос 400 м), положение аппарата под водой определяется системой Tritech Micronnav 200.</w:t>
+      </w:r>
+    </w:p>
+    <w:p>
+      <w:pPr>
+        <w:keepNext w:val="0"/>
+        <w:spacing w:before="0" w:after="60" w:line="240" w:lineRule="auto"/>
+        <w:ind w:firstLine="709"/>
+        <w:jc w:val="both"/>
+      </w:pPr>
+      <w:r>
+        <w:rPr>
+          <w:rFonts w:ascii="Times New Roman" w:hAnsi="Times New Roman" w:eastAsia="Times New Roman"/>
+          <w:b w:val="0"/>
+          <w:i w:val="0"/>
+          <w:sz w:val="24"/>
+        </w:rPr>
+        <w:t>На мелководье и в прибрежной зоне работы ведутся с лодки SkyBoat 460 с мотором Yamaha F60, которая перевозится на собственном прицепе. Автономную работу в поле обеспечивают инверторный генератор и спутниковая связь Thuraya, обработка данных выполняется на собственных рабочих станциях.</w:t>
+      </w:r>
+    </w:p>
+    <w:p>
+      <w:pPr>
+        <w:keepNext w:val="0"/>
+        <w:spacing w:before="120" w:after="60" w:line="240" w:lineRule="auto"/>
+        <w:ind w:firstLine="709"/>
+        <w:jc w:val="both"/>
+      </w:pPr>
+      <w:r>
+        <w:rPr>
+          <w:rFonts w:ascii="Times New Roman" w:hAnsi="Times New Roman" w:eastAsia="Times New Roman"/>
+          <w:b w:val="0"/>
+          <w:i w:val="0"/>
+          <w:sz w:val="24"/>
+        </w:rPr>
+        <w:t>По запросу предоставим копии лицензий и отчёты по выполненным работам.</w:t>
+      </w:r>
+    </w:p>
+    <w:p>
+      <w:pPr>
+        <w:keepNext w:val="0"/>
+        <w:spacing w:before="320" w:after="60" w:line="240" w:lineRule="auto"/>
+        <w:ind w:firstLine="0"/>
+        <w:jc w:val="left"/>
+      </w:pPr>
       <w:r>
         <w:rPr>
           <w:rFonts w:ascii="Times New Roman" w:hAnsi="Times New Roman" w:eastAsia="Times New Roman"/>
           <w:b/>
           <w:i w:val="0"/>
-          <w:sz w:val="22"/>
+          <w:sz w:val="24"/>
         </w:rPr>
-        <w:t xml:space="preserve">Морская геофизика: </w:t>
+        <w:t>Генеральный директор</w:t>
+      </w:r>
+    </w:p>
+    <w:p>
+      <w:pPr>
+        <w:keepNext w:val="0"/>
+        <w:spacing w:before="0" w:after="60" w:line="240" w:lineRule="auto"/>
+        <w:ind w:firstLine="0"/>
+        <w:jc w:val="left"/>
+      </w:pPr>
+      <w:r>
+        <w:rPr>
+          <w:rFonts w:ascii="Times New Roman" w:hAnsi="Times New Roman" w:eastAsia="Times New Roman"/>
+          <w:b/>
+          <w:i w:val="0"/>
+          <w:sz w:val="24"/>
+        </w:rPr>
+        <w:t>ТОО «Caspian Geology Center»</w:t>
       </w:r>
       <w:r>
         <w:rPr>
           <w:rFonts w:ascii="Times New Roman" w:hAnsi="Times New Roman" w:eastAsia="Times New Roman"/>
           <w:b w:val="0"/>
           <w:i w:val="0"/>
-          <w:sz w:val="22"/>
+          <w:sz w:val="24"/>
         </w:rPr>
-        <w:t>гидролокация бокового обзора, магнитометрическая съёмка, обследование дна и подводных объектов с ТНПА; геофизические и сейсморазведочные работы при разведке и добыче углеводородов.</w:t>
-      </w:r>
-    </w:p>
-    <w:p>
-      <w:pPr>
-        <w:spacing w:after="40" w:before="0" w:line="240" w:lineRule="auto"/>
-        <w:ind w:left="283" w:hanging="283"/>
-        <w:jc w:val="both"/>
-      </w:pPr>
-      <w:r>
-        <w:rPr>
-          <w:rFonts w:ascii="Times New Roman" w:hAnsi="Times New Roman" w:eastAsia="Times New Roman"/>
-          <w:b w:val="0"/>
-          <w:i w:val="0"/>
-          <w:sz w:val="22"/>
-        </w:rPr>
-        <w:t xml:space="preserve">• </w:t>
-      </w:r>
-      <w:r>
-        <w:rPr>
-          <w:rFonts w:ascii="Times New Roman" w:hAnsi="Times New Roman" w:eastAsia="Times New Roman"/>
-          <w:b/>
-          <w:i w:val="0"/>
-          <w:sz w:val="22"/>
-        </w:rPr>
-        <w:t xml:space="preserve">Изыскания для трубопроводов: </w:t>
-      </w:r>
-      <w:r>
-        <w:rPr>
-          <w:rFonts w:ascii="Times New Roman" w:hAnsi="Times New Roman" w:eastAsia="Times New Roman"/>
-          <w:b w:val="0"/>
-          <w:i w:val="0"/>
-          <w:sz w:val="22"/>
-        </w:rPr>
-        <w:t>трассирование и топосъёмка трасс, инженерно-геологические изыскания по трассе; на акваториях — поиск и трассирование подводных трубопроводов (ГБО, магнитометр), батиметрия и видеообследование с ТНПА.</w:t>
-      </w:r>
-    </w:p>
-    <w:p>
-      <w:pPr>
-        <w:spacing w:after="40" w:before="0" w:line="240" w:lineRule="auto"/>
-        <w:ind w:left="283" w:hanging="283"/>
-        <w:jc w:val="both"/>
-      </w:pPr>
-      <w:r>
-        <w:rPr>
-          <w:rFonts w:ascii="Times New Roman" w:hAnsi="Times New Roman" w:eastAsia="Times New Roman"/>
-          <w:b w:val="0"/>
-          <w:i w:val="0"/>
-          <w:sz w:val="22"/>
-        </w:rPr>
-        <w:t xml:space="preserve">• </w:t>
-      </w:r>
-      <w:r>
-        <w:rPr>
-          <w:rFonts w:ascii="Times New Roman" w:hAnsi="Times New Roman" w:eastAsia="Times New Roman"/>
-          <w:b/>
-          <w:i w:val="0"/>
-          <w:sz w:val="22"/>
-        </w:rPr>
-        <w:t xml:space="preserve">Камеральные работы: </w:t>
-      </w:r>
-      <w:r>
-        <w:rPr>
-          <w:rFonts w:ascii="Times New Roman" w:hAnsi="Times New Roman" w:eastAsia="Times New Roman"/>
-          <w:b w:val="0"/>
-          <w:i w:val="0"/>
-          <w:sz w:val="22"/>
-        </w:rPr>
-        <w:t>обработка данных и выпуск технических отчётов по СП РК 1.02-105-2014 и СП РК 1.02-102-2014.</w:t>
-      </w:r>
-    </w:p>
-    <w:p>
-      <w:pPr>
-        <w:keepNext/>
-        <w:spacing w:after="60" w:before="140" w:line="240" w:lineRule="auto"/>
-        <w:jc w:val="left"/>
-      </w:pPr>
-      <w:r>
-        <w:rPr>
-          <w:rFonts w:ascii="Times New Roman" w:hAnsi="Times New Roman" w:eastAsia="Times New Roman"/>
-          <w:b/>
-          <w:i w:val="0"/>
-          <w:color w:val="1F3A5F"/>
-          <w:sz w:val="23"/>
-        </w:rPr>
-        <w:t>4. Выполненные работы (2025–2026 гг.)</w:t>
-      </w:r>
-    </w:p>
-    <w:tbl>
-      <w:tblPr>
-        <w:tblStyle w:val="a3"/>
-        <w:tblW w:type="auto" w:w="0"/>
-        <w:jc w:val="center"/>
-        <w:tblLayout w:type="fixed"/>
-        <w:tblLook w:firstColumn="1" w:firstRow="1" w:lastColumn="0" w:lastRow="0" w:noHBand="0" w:noVBand="1" w:val="04A0"/>
-      </w:tblPr>
-      <w:tblGrid>
-        <w:gridCol w:w="453"/>
-        <w:gridCol w:w="2835"/>
-        <w:gridCol w:w="5273"/>
-        <w:gridCol w:w="793"/>
-      </w:tblGrid>
-      <w:tr>
-        <w:tc>
-          <w:tcPr>
-            <w:tcW w:type="dxa" w:w="454"/>
-            <w:shd w:val="clear" w:fill="E8EEF5"/>
-          </w:tcPr>
-          <w:p>
-            <w:pPr>
-              <w:spacing w:after="0" w:line="240" w:lineRule="auto"/>
-            </w:pPr>
-            <w:r>
-              <w:rPr>
-                <w:rFonts w:ascii="Times New Roman" w:hAnsi="Times New Roman" w:eastAsia="Times New Roman"/>
-                <w:b/>
-                <w:i w:val="0"/>
-                <w:sz w:val="20"/>
-              </w:rPr>
-              <w:t>№</w:t>
-            </w:r>
-          </w:p>
-        </w:tc>
-        <w:tc>
-          <w:tcPr>
-            <w:tcW w:type="dxa" w:w="2835"/>
-            <w:shd w:val="clear" w:fill="E8EEF5"/>
-          </w:tcPr>
-          <w:p>
-            <w:pPr>
-              <w:spacing w:after="0" w:line="240" w:lineRule="auto"/>
-            </w:pPr>
-            <w:r>
-              <w:rPr>
-                <w:rFonts w:ascii="Times New Roman" w:hAnsi="Times New Roman" w:eastAsia="Times New Roman"/>
-                <w:b/>
-                <w:i w:val="0"/>
-                <w:sz w:val="20"/>
-              </w:rPr>
-              <w:t>Заказчик</w:t>
-            </w:r>
-          </w:p>
-        </w:tc>
-        <w:tc>
-          <w:tcPr>
-            <w:tcW w:type="dxa" w:w="5272"/>
-            <w:shd w:val="clear" w:fill="E8EEF5"/>
-          </w:tcPr>
-          <w:p>
-            <w:pPr>
-              <w:spacing w:after="0" w:line="240" w:lineRule="auto"/>
-            </w:pPr>
-            <w:r>
-              <w:rPr>
-                <w:rFonts w:ascii="Times New Roman" w:hAnsi="Times New Roman" w:eastAsia="Times New Roman"/>
-                <w:b/>
-                <w:i w:val="0"/>
-                <w:sz w:val="20"/>
-              </w:rPr>
-              <w:t>Виды работ</w:t>
-            </w:r>
-          </w:p>
-        </w:tc>
-        <w:tc>
-          <w:tcPr>
-            <w:tcW w:type="dxa" w:w="794"/>
-            <w:shd w:val="clear" w:fill="E8EEF5"/>
-          </w:tcPr>
-          <w:p>
-            <w:pPr>
-              <w:spacing w:after="0" w:line="240" w:lineRule="auto"/>
-            </w:pPr>
-            <w:r>
-              <w:rPr>
-                <w:rFonts w:ascii="Times New Roman" w:hAnsi="Times New Roman" w:eastAsia="Times New Roman"/>
-                <w:b/>
-                <w:i w:val="0"/>
-                <w:sz w:val="20"/>
-              </w:rPr>
-              <w:t>Год</w:t>
-            </w:r>
-          </w:p>
-        </w:tc>
-      </w:tr>
-      <w:tr>
-        <w:tc>
-          <w:tcPr>
-            <w:tcW w:type="dxa" w:w="454"/>
-          </w:tcPr>
-          <w:p>
-            <w:pPr>
-              <w:spacing w:after="0" w:line="240" w:lineRule="auto"/>
-            </w:pPr>
-            <w:r>
-              <w:rPr>
-                <w:rFonts w:ascii="Times New Roman" w:hAnsi="Times New Roman" w:eastAsia="Times New Roman"/>
-                <w:b w:val="0"/>
-                <w:i w:val="0"/>
-                <w:sz w:val="20"/>
-              </w:rPr>
-              <w:t>1</w:t>
-            </w:r>
-          </w:p>
-        </w:tc>
-        <w:tc>
-          <w:tcPr>
-            <w:tcW w:type="dxa" w:w="2835"/>
-          </w:tcPr>
-          <w:p>
-            <w:pPr>
-              <w:spacing w:after="0" w:line="240" w:lineRule="auto"/>
-            </w:pPr>
-            <w:r>
-              <w:rPr>
-                <w:rFonts w:ascii="Times New Roman" w:hAnsi="Times New Roman" w:eastAsia="Times New Roman"/>
-                <w:b w:val="0"/>
-                <w:i w:val="0"/>
-                <w:sz w:val="20"/>
-              </w:rPr>
-              <w:t>ТОО «Sarzha Grain Terminal»</w:t>
-            </w:r>
-          </w:p>
-        </w:tc>
-        <w:tc>
-          <w:tcPr>
-            <w:tcW w:type="dxa" w:w="5272"/>
-          </w:tcPr>
-          <w:p>
-            <w:pPr>
-              <w:spacing w:after="0" w:line="240" w:lineRule="auto"/>
-            </w:pPr>
-            <w:r>
-              <w:rPr>
-                <w:rFonts w:ascii="Times New Roman" w:hAnsi="Times New Roman" w:eastAsia="Times New Roman"/>
-                <w:b w:val="0"/>
-                <w:i w:val="0"/>
-                <w:sz w:val="20"/>
-              </w:rPr>
-              <w:t>Инженерно-геодезические изыскания, топосъёмка</w:t>
-            </w:r>
-          </w:p>
-        </w:tc>
-        <w:tc>
-          <w:tcPr>
-            <w:tcW w:type="dxa" w:w="794"/>
-          </w:tcPr>
-          <w:p>
-            <w:pPr>
-              <w:spacing w:after="0" w:line="240" w:lineRule="auto"/>
-            </w:pPr>
-            <w:r>
-              <w:rPr>
-                <w:rFonts w:ascii="Times New Roman" w:hAnsi="Times New Roman" w:eastAsia="Times New Roman"/>
-                <w:b w:val="0"/>
-                <w:i w:val="0"/>
-                <w:sz w:val="20"/>
-              </w:rPr>
-              <w:t>2026</w:t>
-            </w:r>
-          </w:p>
-        </w:tc>
-      </w:tr>
-      <w:tr>
-        <w:tc>
-          <w:tcPr>
-            <w:tcW w:type="dxa" w:w="454"/>
-          </w:tcPr>
-          <w:p>
-            <w:pPr>
-              <w:spacing w:after="0" w:line="240" w:lineRule="auto"/>
-            </w:pPr>
-            <w:r>
-              <w:rPr>
-                <w:rFonts w:ascii="Times New Roman" w:hAnsi="Times New Roman" w:eastAsia="Times New Roman"/>
-                <w:b w:val="0"/>
-                <w:i w:val="0"/>
-                <w:sz w:val="20"/>
-              </w:rPr>
-              <w:t>2</w:t>
-            </w:r>
-          </w:p>
-        </w:tc>
-        <w:tc>
-          <w:tcPr>
-            <w:tcW w:type="dxa" w:w="2835"/>
-          </w:tcPr>
-          <w:p>
-            <w:pPr>
-              <w:spacing w:after="0" w:line="240" w:lineRule="auto"/>
-            </w:pPr>
-            <w:r>
-              <w:rPr>
-                <w:rFonts w:ascii="Times New Roman" w:hAnsi="Times New Roman" w:eastAsia="Times New Roman"/>
-                <w:b w:val="0"/>
-                <w:i w:val="0"/>
-                <w:sz w:val="20"/>
-              </w:rPr>
-              <w:t>ТОО «Sarzha Cargo Terminal»</w:t>
-            </w:r>
-          </w:p>
-        </w:tc>
-        <w:tc>
-          <w:tcPr>
-            <w:tcW w:type="dxa" w:w="5272"/>
-          </w:tcPr>
-          <w:p>
-            <w:pPr>
-              <w:spacing w:after="0" w:line="240" w:lineRule="auto"/>
-            </w:pPr>
-            <w:r>
-              <w:rPr>
-                <w:rFonts w:ascii="Times New Roman" w:hAnsi="Times New Roman" w:eastAsia="Times New Roman"/>
-                <w:b w:val="0"/>
-                <w:i w:val="0"/>
-                <w:sz w:val="20"/>
-              </w:rPr>
-              <w:t>Инженерно-геологические и геодезические изыскания</w:t>
-            </w:r>
-          </w:p>
-        </w:tc>
-        <w:tc>
-          <w:tcPr>
-            <w:tcW w:type="dxa" w:w="794"/>
-          </w:tcPr>
-          <w:p>
-            <w:pPr>
-              <w:spacing w:after="0" w:line="240" w:lineRule="auto"/>
-            </w:pPr>
-            <w:r>
-              <w:rPr>
-                <w:rFonts w:ascii="Times New Roman" w:hAnsi="Times New Roman" w:eastAsia="Times New Roman"/>
-                <w:b w:val="0"/>
-                <w:i w:val="0"/>
-                <w:sz w:val="20"/>
-              </w:rPr>
-              <w:t>2026</w:t>
-            </w:r>
-          </w:p>
-        </w:tc>
-      </w:tr>
-      <w:tr>
-        <w:tc>
-          <w:tcPr>
-            <w:tcW w:type="dxa" w:w="454"/>
-          </w:tcPr>
-          <w:p>
-            <w:pPr>
-              <w:spacing w:after="0" w:line="240" w:lineRule="auto"/>
-            </w:pPr>
-            <w:r>
-              <w:rPr>
-                <w:rFonts w:ascii="Times New Roman" w:hAnsi="Times New Roman" w:eastAsia="Times New Roman"/>
-                <w:b w:val="0"/>
-                <w:i w:val="0"/>
-                <w:sz w:val="20"/>
-              </w:rPr>
-              <w:t>3</w:t>
-            </w:r>
-          </w:p>
-        </w:tc>
-        <w:tc>
-          <w:tcPr>
-            <w:tcW w:type="dxa" w:w="2835"/>
-          </w:tcPr>
-          <w:p>
-            <w:pPr>
-              <w:spacing w:after="0" w:line="240" w:lineRule="auto"/>
-            </w:pPr>
-            <w:r>
-              <w:rPr>
-                <w:rFonts w:ascii="Times New Roman" w:hAnsi="Times New Roman" w:eastAsia="Times New Roman"/>
-                <w:b w:val="0"/>
-                <w:i w:val="0"/>
-                <w:sz w:val="20"/>
-              </w:rPr>
-              <w:t>ТОО «Sarzha Cargo Terminal»</w:t>
-            </w:r>
-          </w:p>
-        </w:tc>
-        <w:tc>
-          <w:tcPr>
-            <w:tcW w:type="dxa" w:w="5272"/>
-          </w:tcPr>
-          <w:p>
-            <w:pPr>
-              <w:spacing w:after="0" w:line="240" w:lineRule="auto"/>
-            </w:pPr>
-            <w:r>
-              <w:rPr>
-                <w:rFonts w:ascii="Times New Roman" w:hAnsi="Times New Roman" w:eastAsia="Times New Roman"/>
-                <w:b w:val="0"/>
-                <w:i w:val="0"/>
-                <w:sz w:val="20"/>
-              </w:rPr>
-              <w:t>Инженерно-геологические изыскания, Причал №10 ММТ «Саржа» (9 скважин глубиной 14–30 м, 206 п. м)</w:t>
-            </w:r>
-          </w:p>
-        </w:tc>
-        <w:tc>
-          <w:tcPr>
-            <w:tcW w:type="dxa" w:w="794"/>
-          </w:tcPr>
-          <w:p>
-            <w:pPr>
-              <w:spacing w:after="0" w:line="240" w:lineRule="auto"/>
-            </w:pPr>
-            <w:r>
-              <w:rPr>
-                <w:rFonts w:ascii="Times New Roman" w:hAnsi="Times New Roman" w:eastAsia="Times New Roman"/>
-                <w:b w:val="0"/>
-                <w:i w:val="0"/>
-                <w:sz w:val="20"/>
-              </w:rPr>
-              <w:t>2026</w:t>
-            </w:r>
-          </w:p>
-        </w:tc>
-      </w:tr>
-      <w:tr>
-        <w:tc>
-          <w:tcPr>
-            <w:tcW w:type="dxa" w:w="454"/>
-          </w:tcPr>
-          <w:p>
-            <w:pPr>
-              <w:spacing w:after="0" w:line="240" w:lineRule="auto"/>
-            </w:pPr>
-            <w:r>
-              <w:rPr>
-                <w:rFonts w:ascii="Times New Roman" w:hAnsi="Times New Roman" w:eastAsia="Times New Roman"/>
-                <w:b w:val="0"/>
-                <w:i w:val="0"/>
-                <w:sz w:val="20"/>
-              </w:rPr>
-              <w:t>4</w:t>
-            </w:r>
-          </w:p>
-        </w:tc>
-        <w:tc>
-          <w:tcPr>
-            <w:tcW w:type="dxa" w:w="2835"/>
-          </w:tcPr>
-          <w:p>
-            <w:pPr>
-              <w:spacing w:after="0" w:line="240" w:lineRule="auto"/>
-            </w:pPr>
-            <w:r>
-              <w:rPr>
-                <w:rFonts w:ascii="Times New Roman" w:hAnsi="Times New Roman" w:eastAsia="Times New Roman"/>
-                <w:b w:val="0"/>
-                <w:i w:val="0"/>
-                <w:sz w:val="20"/>
-              </w:rPr>
-              <w:t>ТОО «Sarzha Cargo Terminal»</w:t>
-            </w:r>
-          </w:p>
-        </w:tc>
-        <w:tc>
-          <w:tcPr>
-            <w:tcW w:type="dxa" w:w="5272"/>
-          </w:tcPr>
-          <w:p>
-            <w:pPr>
-              <w:spacing w:after="0" w:line="240" w:lineRule="auto"/>
-            </w:pPr>
-            <w:r>
-              <w:rPr>
-                <w:rFonts w:ascii="Times New Roman" w:hAnsi="Times New Roman" w:eastAsia="Times New Roman"/>
-                <w:b w:val="0"/>
-                <w:i w:val="0"/>
-                <w:sz w:val="20"/>
-              </w:rPr>
-              <w:t>Закладка 11 реперов, уравнивание геодезической сети</w:t>
-            </w:r>
-          </w:p>
-        </w:tc>
-        <w:tc>
-          <w:tcPr>
-            <w:tcW w:type="dxa" w:w="794"/>
-          </w:tcPr>
-          <w:p>
-            <w:pPr>
-              <w:spacing w:after="0" w:line="240" w:lineRule="auto"/>
-            </w:pPr>
-            <w:r>
-              <w:rPr>
-                <w:rFonts w:ascii="Times New Roman" w:hAnsi="Times New Roman" w:eastAsia="Times New Roman"/>
-                <w:b w:val="0"/>
-                <w:i w:val="0"/>
-                <w:sz w:val="20"/>
-              </w:rPr>
-              <w:t>2026</w:t>
-            </w:r>
-          </w:p>
-        </w:tc>
-      </w:tr>
-      <w:tr>
-        <w:tc>
-          <w:tcPr>
-            <w:tcW w:type="dxa" w:w="454"/>
-          </w:tcPr>
-          <w:p>
-            <w:pPr>
-              <w:spacing w:after="0" w:line="240" w:lineRule="auto"/>
-            </w:pPr>
-            <w:r>
-              <w:rPr>
-                <w:rFonts w:ascii="Times New Roman" w:hAnsi="Times New Roman" w:eastAsia="Times New Roman"/>
-                <w:b w:val="0"/>
-                <w:i w:val="0"/>
-                <w:sz w:val="20"/>
-              </w:rPr>
-              <w:t>5</w:t>
-            </w:r>
-          </w:p>
-        </w:tc>
-        <w:tc>
-          <w:tcPr>
-            <w:tcW w:type="dxa" w:w="2835"/>
-          </w:tcPr>
-          <w:p>
-            <w:pPr>
-              <w:spacing w:after="0" w:line="240" w:lineRule="auto"/>
-            </w:pPr>
-            <w:r>
-              <w:rPr>
-                <w:rFonts w:ascii="Times New Roman" w:hAnsi="Times New Roman" w:eastAsia="Times New Roman"/>
-                <w:b w:val="0"/>
-                <w:i w:val="0"/>
-                <w:sz w:val="20"/>
-              </w:rPr>
-              <w:t>ТОО «Semurg Invest»</w:t>
-            </w:r>
-          </w:p>
-        </w:tc>
-        <w:tc>
-          <w:tcPr>
-            <w:tcW w:type="dxa" w:w="5272"/>
-          </w:tcPr>
-          <w:p>
-            <w:pPr>
-              <w:spacing w:after="0" w:line="240" w:lineRule="auto"/>
-            </w:pPr>
-            <w:r>
-              <w:rPr>
-                <w:rFonts w:ascii="Times New Roman" w:hAnsi="Times New Roman" w:eastAsia="Times New Roman"/>
-                <w:b w:val="0"/>
-                <w:i w:val="0"/>
-                <w:sz w:val="20"/>
-              </w:rPr>
-              <w:t>Инженерно-топографическая съёмка М 1:1000</w:t>
-            </w:r>
-          </w:p>
-        </w:tc>
-        <w:tc>
-          <w:tcPr>
-            <w:tcW w:type="dxa" w:w="794"/>
-          </w:tcPr>
-          <w:p>
-            <w:pPr>
-              <w:spacing w:after="0" w:line="240" w:lineRule="auto"/>
-            </w:pPr>
-            <w:r>
-              <w:rPr>
-                <w:rFonts w:ascii="Times New Roman" w:hAnsi="Times New Roman" w:eastAsia="Times New Roman"/>
-                <w:b w:val="0"/>
-                <w:i w:val="0"/>
-                <w:sz w:val="20"/>
-              </w:rPr>
-              <w:t>2026</w:t>
-            </w:r>
-          </w:p>
-        </w:tc>
-      </w:tr>
-      <w:tr>
-        <w:tc>
-          <w:tcPr>
-            <w:tcW w:type="dxa" w:w="454"/>
-          </w:tcPr>
-          <w:p>
-            <w:pPr>
-              <w:spacing w:after="0" w:line="240" w:lineRule="auto"/>
-            </w:pPr>
-            <w:r>
-              <w:rPr>
-                <w:rFonts w:ascii="Times New Roman" w:hAnsi="Times New Roman" w:eastAsia="Times New Roman"/>
-                <w:b w:val="0"/>
-                <w:i w:val="0"/>
-                <w:sz w:val="20"/>
-              </w:rPr>
-              <w:t>6</w:t>
-            </w:r>
-          </w:p>
-        </w:tc>
-        <w:tc>
-          <w:tcPr>
-            <w:tcW w:type="dxa" w:w="2835"/>
-          </w:tcPr>
-          <w:p>
-            <w:pPr>
-              <w:spacing w:after="0" w:line="240" w:lineRule="auto"/>
-            </w:pPr>
-            <w:r>
-              <w:rPr>
-                <w:rFonts w:ascii="Times New Roman" w:hAnsi="Times New Roman" w:eastAsia="Times New Roman"/>
-                <w:b w:val="0"/>
-                <w:i w:val="0"/>
-                <w:sz w:val="20"/>
-              </w:rPr>
-              <w:t>ТОО «Semurg Invest»</w:t>
-            </w:r>
-          </w:p>
-        </w:tc>
-        <w:tc>
-          <w:tcPr>
-            <w:tcW w:type="dxa" w:w="5272"/>
-          </w:tcPr>
-          <w:p>
-            <w:pPr>
-              <w:spacing w:after="0" w:line="240" w:lineRule="auto"/>
-            </w:pPr>
-            <w:r>
-              <w:rPr>
-                <w:rFonts w:ascii="Times New Roman" w:hAnsi="Times New Roman" w:eastAsia="Times New Roman"/>
-                <w:b w:val="0"/>
-                <w:i w:val="0"/>
-                <w:sz w:val="20"/>
-              </w:rPr>
-              <w:t>Инженерно-топографическая съёмка М 1:500</w:t>
-            </w:r>
-          </w:p>
-        </w:tc>
-        <w:tc>
-          <w:tcPr>
-            <w:tcW w:type="dxa" w:w="794"/>
-          </w:tcPr>
-          <w:p>
-            <w:pPr>
-              <w:spacing w:after="0" w:line="240" w:lineRule="auto"/>
-            </w:pPr>
-            <w:r>
-              <w:rPr>
-                <w:rFonts w:ascii="Times New Roman" w:hAnsi="Times New Roman" w:eastAsia="Times New Roman"/>
-                <w:b w:val="0"/>
-                <w:i w:val="0"/>
-                <w:sz w:val="20"/>
-              </w:rPr>
-              <w:t>2026</w:t>
-            </w:r>
-          </w:p>
-        </w:tc>
-      </w:tr>
-      <w:tr>
-        <w:tc>
-          <w:tcPr>
-            <w:tcW w:type="dxa" w:w="454"/>
-          </w:tcPr>
-          <w:p>
-            <w:pPr>
-              <w:spacing w:after="0" w:line="240" w:lineRule="auto"/>
-            </w:pPr>
-            <w:r>
-              <w:rPr>
-                <w:rFonts w:ascii="Times New Roman" w:hAnsi="Times New Roman" w:eastAsia="Times New Roman"/>
-                <w:b w:val="0"/>
-                <w:i w:val="0"/>
-                <w:sz w:val="20"/>
-              </w:rPr>
-              <w:t>7</w:t>
-            </w:r>
-          </w:p>
-        </w:tc>
-        <w:tc>
-          <w:tcPr>
-            <w:tcW w:type="dxa" w:w="2835"/>
-          </w:tcPr>
-          <w:p>
-            <w:pPr>
-              <w:spacing w:after="0" w:line="240" w:lineRule="auto"/>
-            </w:pPr>
-            <w:r>
-              <w:rPr>
-                <w:rFonts w:ascii="Times New Roman" w:hAnsi="Times New Roman" w:eastAsia="Times New Roman"/>
-                <w:b w:val="0"/>
-                <w:i w:val="0"/>
-                <w:sz w:val="20"/>
-              </w:rPr>
-              <w:t>ТОО «Sarzha Cargo Terminal»</w:t>
-            </w:r>
-          </w:p>
-        </w:tc>
-        <w:tc>
-          <w:tcPr>
-            <w:tcW w:type="dxa" w:w="5272"/>
-          </w:tcPr>
-          <w:p>
-            <w:pPr>
-              <w:spacing w:after="0" w:line="240" w:lineRule="auto"/>
-            </w:pPr>
-            <w:r>
-              <w:rPr>
-                <w:rFonts w:ascii="Times New Roman" w:hAnsi="Times New Roman" w:eastAsia="Times New Roman"/>
-                <w:b w:val="0"/>
-                <w:i w:val="0"/>
-                <w:sz w:val="20"/>
-              </w:rPr>
-              <w:t>Гидрографические работы</w:t>
-            </w:r>
-          </w:p>
-        </w:tc>
-        <w:tc>
-          <w:tcPr>
-            <w:tcW w:type="dxa" w:w="794"/>
-          </w:tcPr>
-          <w:p>
-            <w:pPr>
-              <w:spacing w:after="0" w:line="240" w:lineRule="auto"/>
-            </w:pPr>
-            <w:r>
-              <w:rPr>
-                <w:rFonts w:ascii="Times New Roman" w:hAnsi="Times New Roman" w:eastAsia="Times New Roman"/>
-                <w:b w:val="0"/>
-                <w:i w:val="0"/>
-                <w:sz w:val="20"/>
-              </w:rPr>
-              <w:t>2025</w:t>
-            </w:r>
-          </w:p>
-        </w:tc>
-      </w:tr>
-      <w:tr>
-        <w:tc>
-          <w:tcPr>
-            <w:tcW w:type="dxa" w:w="454"/>
-          </w:tcPr>
-          <w:p>
-            <w:pPr>
-              <w:spacing w:after="0" w:line="240" w:lineRule="auto"/>
-            </w:pPr>
-            <w:r>
-              <w:rPr>
-                <w:rFonts w:ascii="Times New Roman" w:hAnsi="Times New Roman" w:eastAsia="Times New Roman"/>
-                <w:b w:val="0"/>
-                <w:i w:val="0"/>
-                <w:sz w:val="20"/>
-              </w:rPr>
-              <w:t>8</w:t>
-            </w:r>
-          </w:p>
-        </w:tc>
-        <w:tc>
-          <w:tcPr>
-            <w:tcW w:type="dxa" w:w="2835"/>
-          </w:tcPr>
-          <w:p>
-            <w:pPr>
-              <w:spacing w:after="0" w:line="240" w:lineRule="auto"/>
-            </w:pPr>
-            <w:r>
-              <w:rPr>
-                <w:rFonts w:ascii="Times New Roman" w:hAnsi="Times New Roman" w:eastAsia="Times New Roman"/>
-                <w:b w:val="0"/>
-                <w:i w:val="0"/>
-                <w:sz w:val="20"/>
-              </w:rPr>
-              <w:t>ТОО «Kalamkas-Khazar Operating»</w:t>
-            </w:r>
-          </w:p>
-        </w:tc>
-        <w:tc>
-          <w:tcPr>
-            <w:tcW w:type="dxa" w:w="5272"/>
-          </w:tcPr>
-          <w:p>
-            <w:pPr>
-              <w:spacing w:after="0" w:line="240" w:lineRule="auto"/>
-            </w:pPr>
-            <w:r>
-              <w:rPr>
-                <w:rFonts w:ascii="Times New Roman" w:hAnsi="Times New Roman" w:eastAsia="Times New Roman"/>
-                <w:b w:val="0"/>
-                <w:i w:val="0"/>
-                <w:sz w:val="20"/>
-              </w:rPr>
-              <w:t>Батиметрия, Уральская седловина, Северный Каспий</w:t>
-            </w:r>
-          </w:p>
-        </w:tc>
-        <w:tc>
-          <w:tcPr>
-            <w:tcW w:type="dxa" w:w="794"/>
-          </w:tcPr>
-          <w:p>
-            <w:pPr>
-              <w:spacing w:after="0" w:line="240" w:lineRule="auto"/>
-            </w:pPr>
-            <w:r>
-              <w:rPr>
-                <w:rFonts w:ascii="Times New Roman" w:hAnsi="Times New Roman" w:eastAsia="Times New Roman"/>
-                <w:b w:val="0"/>
-                <w:i w:val="0"/>
-                <w:sz w:val="20"/>
-              </w:rPr>
-              <w:t>2025</w:t>
-            </w:r>
-          </w:p>
-        </w:tc>
-      </w:tr>
-      <w:tr>
-        <w:tc>
-          <w:tcPr>
-            <w:tcW w:type="dxa" w:w="454"/>
-          </w:tcPr>
-          <w:p>
-            <w:pPr>
-              <w:spacing w:after="0" w:line="240" w:lineRule="auto"/>
-            </w:pPr>
-            <w:r>
-              <w:rPr>
-                <w:rFonts w:ascii="Times New Roman" w:hAnsi="Times New Roman" w:eastAsia="Times New Roman"/>
-                <w:b w:val="0"/>
-                <w:i w:val="0"/>
-                <w:sz w:val="20"/>
-              </w:rPr>
-              <w:t>9</w:t>
-            </w:r>
-          </w:p>
-        </w:tc>
-        <w:tc>
-          <w:tcPr>
-            <w:tcW w:type="dxa" w:w="2835"/>
-          </w:tcPr>
-          <w:p>
-            <w:pPr>
-              <w:spacing w:after="0" w:line="240" w:lineRule="auto"/>
-            </w:pPr>
-            <w:r>
-              <w:rPr>
-                <w:rFonts w:ascii="Times New Roman" w:hAnsi="Times New Roman" w:eastAsia="Times New Roman"/>
-                <w:b w:val="0"/>
-                <w:i w:val="0"/>
-                <w:sz w:val="20"/>
-              </w:rPr>
-              <w:t>ТОО «Organic Fish»</w:t>
-            </w:r>
-          </w:p>
-        </w:tc>
-        <w:tc>
-          <w:tcPr>
-            <w:tcW w:type="dxa" w:w="5272"/>
-          </w:tcPr>
-          <w:p>
-            <w:pPr>
-              <w:spacing w:after="0" w:line="240" w:lineRule="auto"/>
-            </w:pPr>
-            <w:r>
-              <w:rPr>
-                <w:rFonts w:ascii="Times New Roman" w:hAnsi="Times New Roman" w:eastAsia="Times New Roman"/>
-                <w:b w:val="0"/>
-                <w:i w:val="0"/>
-                <w:sz w:val="20"/>
-              </w:rPr>
-              <w:t>Батиметрия акватории рыбоводных садков</w:t>
-            </w:r>
-          </w:p>
-        </w:tc>
-        <w:tc>
-          <w:tcPr>
-            <w:tcW w:type="dxa" w:w="794"/>
-          </w:tcPr>
-          <w:p>
-            <w:pPr>
-              <w:spacing w:after="0" w:line="240" w:lineRule="auto"/>
-            </w:pPr>
-            <w:r>
-              <w:rPr>
-                <w:rFonts w:ascii="Times New Roman" w:hAnsi="Times New Roman" w:eastAsia="Times New Roman"/>
-                <w:b w:val="0"/>
-                <w:i w:val="0"/>
-                <w:sz w:val="20"/>
-              </w:rPr>
-              <w:t>2025</w:t>
-            </w:r>
-          </w:p>
-        </w:tc>
-      </w:tr>
-    </w:tbl>
-    <w:p>
-      <w:pPr>
-        <w:keepNext/>
-        <w:spacing w:after="60" w:before="140" w:line="240" w:lineRule="auto"/>
-        <w:jc w:val="left"/>
-      </w:pPr>
-      <w:r>
-        <w:rPr>
-          <w:rFonts w:ascii="Times New Roman" w:hAnsi="Times New Roman" w:eastAsia="Times New Roman"/>
-          <w:b/>
-          <w:i w:val="0"/>
-          <w:color w:val="1F3A5F"/>
-          <w:sz w:val="23"/>
-        </w:rPr>
-        <w:t>5. Морское оборудование</w:t>
-      </w:r>
-    </w:p>
-    <w:tbl>
-      <w:tblPr>
-        <w:tblStyle w:val="a3"/>
-        <w:tblW w:type="auto" w:w="0"/>
-        <w:jc w:val="center"/>
-        <w:tblLayout w:type="fixed"/>
-        <w:tblLook w:firstColumn="1" w:firstRow="1" w:lastColumn="0" w:lastRow="0" w:noHBand="0" w:noVBand="1" w:val="04A0"/>
-      </w:tblPr>
-      <w:tblGrid>
-        <w:gridCol w:w="2948"/>
-        <w:gridCol w:w="5499"/>
-        <w:gridCol w:w="907"/>
-      </w:tblGrid>
-      <w:tr>
-        <w:tc>
-          <w:tcPr>
-            <w:tcW w:type="dxa" w:w="2948"/>
-            <w:shd w:val="clear" w:fill="E8EEF5"/>
-          </w:tcPr>
-          <w:p>
-            <w:pPr>
-              <w:spacing w:after="0" w:line="240" w:lineRule="auto"/>
-            </w:pPr>
-            <w:r>
-              <w:rPr>
-                <w:rFonts w:ascii="Times New Roman" w:hAnsi="Times New Roman" w:eastAsia="Times New Roman"/>
-                <w:b/>
-                <w:i w:val="0"/>
-                <w:sz w:val="20"/>
-              </w:rPr>
-              <w:t>Оборудование</w:t>
-            </w:r>
-          </w:p>
-        </w:tc>
-        <w:tc>
-          <w:tcPr>
-            <w:tcW w:type="dxa" w:w="5499"/>
-            <w:shd w:val="clear" w:fill="E8EEF5"/>
-          </w:tcPr>
-          <w:p>
-            <w:pPr>
-              <w:spacing w:after="0" w:line="240" w:lineRule="auto"/>
-            </w:pPr>
-            <w:r>
-              <w:rPr>
-                <w:rFonts w:ascii="Times New Roman" w:hAnsi="Times New Roman" w:eastAsia="Times New Roman"/>
-                <w:b/>
-                <w:i w:val="0"/>
-                <w:sz w:val="20"/>
-              </w:rPr>
-              <w:t>Назначение и характеристики</w:t>
-            </w:r>
-          </w:p>
-        </w:tc>
-        <w:tc>
-          <w:tcPr>
-            <w:tcW w:type="dxa" w:w="907"/>
-            <w:shd w:val="clear" w:fill="E8EEF5"/>
-          </w:tcPr>
-          <w:p>
-            <w:pPr>
-              <w:spacing w:after="0" w:line="240" w:lineRule="auto"/>
-            </w:pPr>
-            <w:r>
-              <w:rPr>
-                <w:rFonts w:ascii="Times New Roman" w:hAnsi="Times New Roman" w:eastAsia="Times New Roman"/>
-                <w:b/>
-                <w:i w:val="0"/>
-                <w:sz w:val="20"/>
-              </w:rPr>
-              <w:t>Кол.</w:t>
-            </w:r>
-          </w:p>
-        </w:tc>
-      </w:tr>
-      <w:tr>
-        <w:tc>
-          <w:tcPr>
-            <w:tcW w:type="dxa" w:w="2948"/>
-          </w:tcPr>
-          <w:p>
-            <w:pPr>
-              <w:spacing w:after="0" w:line="240" w:lineRule="auto"/>
-            </w:pPr>
-            <w:r>
-              <w:rPr>
-                <w:rFonts w:ascii="Times New Roman" w:hAnsi="Times New Roman" w:eastAsia="Times New Roman"/>
-                <w:b w:val="0"/>
-                <w:i w:val="0"/>
-                <w:sz w:val="20"/>
-              </w:rPr>
-              <w:t>GNSS-приёмник Njord (Satlab)</w:t>
-            </w:r>
-          </w:p>
-        </w:tc>
-        <w:tc>
-          <w:tcPr>
-            <w:tcW w:type="dxa" w:w="5499"/>
-          </w:tcPr>
-          <w:p>
-            <w:pPr>
-              <w:spacing w:after="0" w:line="240" w:lineRule="auto"/>
-            </w:pPr>
-            <w:r>
-              <w:rPr>
-                <w:rFonts w:ascii="Times New Roman" w:hAnsi="Times New Roman" w:eastAsia="Times New Roman"/>
-                <w:b w:val="0"/>
-                <w:i w:val="0"/>
-                <w:sz w:val="20"/>
-              </w:rPr>
-              <w:t>Высокоточное позиционирование судна и привязка гидрографических измерений; морское исполнение</w:t>
-            </w:r>
-          </w:p>
-        </w:tc>
-        <w:tc>
-          <w:tcPr>
-            <w:tcW w:type="dxa" w:w="907"/>
-          </w:tcPr>
-          <w:p>
-            <w:pPr>
-              <w:spacing w:after="0" w:line="240" w:lineRule="auto"/>
-            </w:pPr>
-            <w:r>
-              <w:rPr>
-                <w:rFonts w:ascii="Times New Roman" w:hAnsi="Times New Roman" w:eastAsia="Times New Roman"/>
-                <w:b w:val="0"/>
-                <w:i w:val="0"/>
-                <w:sz w:val="20"/>
-              </w:rPr>
-              <w:t>1</w:t>
-            </w:r>
-          </w:p>
-        </w:tc>
-      </w:tr>
-      <w:tr>
-        <w:tc>
-          <w:tcPr>
-            <w:tcW w:type="dxa" w:w="2948"/>
-          </w:tcPr>
-          <w:p>
-            <w:pPr>
-              <w:spacing w:after="0" w:line="240" w:lineRule="auto"/>
-            </w:pPr>
-            <w:r>
-              <w:rPr>
-                <w:rFonts w:ascii="Times New Roman" w:hAnsi="Times New Roman" w:eastAsia="Times New Roman"/>
-                <w:b w:val="0"/>
-                <w:i w:val="0"/>
-                <w:sz w:val="20"/>
-              </w:rPr>
-              <w:t>Многолучевой эхолот NORBIT</w:t>
-            </w:r>
-          </w:p>
-        </w:tc>
-        <w:tc>
-          <w:tcPr>
-            <w:tcW w:type="dxa" w:w="5499"/>
-          </w:tcPr>
-          <w:p>
-            <w:pPr>
-              <w:spacing w:after="0" w:line="240" w:lineRule="auto"/>
-            </w:pPr>
-            <w:r>
-              <w:rPr>
-                <w:rFonts w:ascii="Times New Roman" w:hAnsi="Times New Roman" w:eastAsia="Times New Roman"/>
-                <w:b w:val="0"/>
-                <w:i w:val="0"/>
-                <w:sz w:val="20"/>
-              </w:rPr>
-              <w:t>Батиметрическая съёмка и промер глубин, построение цифровой модели рельефа дна</w:t>
-            </w:r>
-          </w:p>
-        </w:tc>
-        <w:tc>
-          <w:tcPr>
-            <w:tcW w:type="dxa" w:w="907"/>
-          </w:tcPr>
-          <w:p>
-            <w:pPr>
-              <w:spacing w:after="0" w:line="240" w:lineRule="auto"/>
-            </w:pPr>
-            <w:r>
-              <w:rPr>
-                <w:rFonts w:ascii="Times New Roman" w:hAnsi="Times New Roman" w:eastAsia="Times New Roman"/>
-                <w:b w:val="0"/>
-                <w:i w:val="0"/>
-                <w:sz w:val="20"/>
-              </w:rPr>
-              <w:t>1</w:t>
-            </w:r>
-          </w:p>
-        </w:tc>
-      </w:tr>
-      <w:tr>
-        <w:tc>
-          <w:tcPr>
-            <w:tcW w:type="dxa" w:w="2948"/>
-          </w:tcPr>
-          <w:p>
-            <w:pPr>
-              <w:spacing w:after="0" w:line="240" w:lineRule="auto"/>
-            </w:pPr>
-            <w:r>
-              <w:rPr>
-                <w:rFonts w:ascii="Times New Roman" w:hAnsi="Times New Roman" w:eastAsia="Times New Roman"/>
-                <w:b w:val="0"/>
-                <w:i w:val="0"/>
-                <w:sz w:val="20"/>
-              </w:rPr>
-              <w:t>Гидролокатор бокового обзора SS900</w:t>
-            </w:r>
-          </w:p>
-        </w:tc>
-        <w:tc>
-          <w:tcPr>
-            <w:tcW w:type="dxa" w:w="5499"/>
-          </w:tcPr>
-          <w:p>
-            <w:pPr>
-              <w:spacing w:after="0" w:line="240" w:lineRule="auto"/>
-            </w:pPr>
-            <w:r>
-              <w:rPr>
-                <w:rFonts w:ascii="Times New Roman" w:hAnsi="Times New Roman" w:eastAsia="Times New Roman"/>
-                <w:b w:val="0"/>
-                <w:i w:val="0"/>
-                <w:sz w:val="20"/>
-              </w:rPr>
-              <w:t>Съёмка дна, поиск и картирование донных объектов; буксируемый, кабель-трос 50 м</w:t>
-            </w:r>
-          </w:p>
-        </w:tc>
-        <w:tc>
-          <w:tcPr>
-            <w:tcW w:type="dxa" w:w="907"/>
-          </w:tcPr>
-          <w:p>
-            <w:pPr>
-              <w:spacing w:after="0" w:line="240" w:lineRule="auto"/>
-            </w:pPr>
-            <w:r>
-              <w:rPr>
-                <w:rFonts w:ascii="Times New Roman" w:hAnsi="Times New Roman" w:eastAsia="Times New Roman"/>
-                <w:b w:val="0"/>
-                <w:i w:val="0"/>
-                <w:sz w:val="20"/>
-              </w:rPr>
-              <w:t>1</w:t>
-            </w:r>
-          </w:p>
-        </w:tc>
-      </w:tr>
-      <w:tr>
-        <w:tc>
-          <w:tcPr>
-            <w:tcW w:type="dxa" w:w="2948"/>
-          </w:tcPr>
-          <w:p>
-            <w:pPr>
-              <w:spacing w:after="0" w:line="240" w:lineRule="auto"/>
-            </w:pPr>
-            <w:r>
-              <w:rPr>
-                <w:rFonts w:ascii="Times New Roman" w:hAnsi="Times New Roman" w:eastAsia="Times New Roman"/>
-                <w:b w:val="0"/>
-                <w:i w:val="0"/>
-                <w:sz w:val="20"/>
-              </w:rPr>
-              <w:t>Морской магнитометр SeaSPY2 (Marine Magnetics)</w:t>
-            </w:r>
-          </w:p>
-        </w:tc>
-        <w:tc>
-          <w:tcPr>
-            <w:tcW w:type="dxa" w:w="5499"/>
-          </w:tcPr>
-          <w:p>
-            <w:pPr>
-              <w:spacing w:after="0" w:line="240" w:lineRule="auto"/>
-            </w:pPr>
-            <w:r>
-              <w:rPr>
-                <w:rFonts w:ascii="Times New Roman" w:hAnsi="Times New Roman" w:eastAsia="Times New Roman"/>
-                <w:b w:val="0"/>
-                <w:i w:val="0"/>
-                <w:sz w:val="20"/>
-              </w:rPr>
-              <w:t>Магнитная съёмка, поиск трубопроводов и ферромагнитных объектов; оверхаузеровский, чувствительность 0,01 нТл, кабель-трос 300 м</w:t>
-            </w:r>
-          </w:p>
-        </w:tc>
-        <w:tc>
-          <w:tcPr>
-            <w:tcW w:type="dxa" w:w="907"/>
-          </w:tcPr>
-          <w:p>
-            <w:pPr>
-              <w:spacing w:after="0" w:line="240" w:lineRule="auto"/>
-            </w:pPr>
-            <w:r>
-              <w:rPr>
-                <w:rFonts w:ascii="Times New Roman" w:hAnsi="Times New Roman" w:eastAsia="Times New Roman"/>
-                <w:b w:val="0"/>
-                <w:i w:val="0"/>
-                <w:sz w:val="20"/>
-              </w:rPr>
-              <w:t>1</w:t>
-            </w:r>
-          </w:p>
-        </w:tc>
-      </w:tr>
-      <w:tr>
-        <w:tc>
-          <w:tcPr>
-            <w:tcW w:type="dxa" w:w="2948"/>
-          </w:tcPr>
-          <w:p>
-            <w:pPr>
-              <w:spacing w:after="0" w:line="240" w:lineRule="auto"/>
-            </w:pPr>
-            <w:r>
-              <w:rPr>
-                <w:rFonts w:ascii="Times New Roman" w:hAnsi="Times New Roman" w:eastAsia="Times New Roman"/>
-                <w:b w:val="0"/>
-                <w:i w:val="0"/>
-                <w:sz w:val="20"/>
-              </w:rPr>
-              <w:t>ТНПА BALTICROV BR-300</w:t>
-            </w:r>
-          </w:p>
-        </w:tc>
-        <w:tc>
-          <w:tcPr>
-            <w:tcW w:type="dxa" w:w="5499"/>
-          </w:tcPr>
-          <w:p>
-            <w:pPr>
-              <w:spacing w:after="0" w:line="240" w:lineRule="auto"/>
-            </w:pPr>
-            <w:r>
-              <w:rPr>
-                <w:rFonts w:ascii="Times New Roman" w:hAnsi="Times New Roman" w:eastAsia="Times New Roman"/>
-                <w:b w:val="0"/>
-                <w:i w:val="0"/>
-                <w:sz w:val="20"/>
-              </w:rPr>
-              <w:t>Визуальное обследование подводных конструкций и трубопроводов; глубина до 300 м, кабель-трос 400 м, 2 видеокамеры</w:t>
-            </w:r>
-          </w:p>
-        </w:tc>
-        <w:tc>
-          <w:tcPr>
-            <w:tcW w:type="dxa" w:w="907"/>
-          </w:tcPr>
-          <w:p>
-            <w:pPr>
-              <w:spacing w:after="0" w:line="240" w:lineRule="auto"/>
-            </w:pPr>
-            <w:r>
-              <w:rPr>
-                <w:rFonts w:ascii="Times New Roman" w:hAnsi="Times New Roman" w:eastAsia="Times New Roman"/>
-                <w:b w:val="0"/>
-                <w:i w:val="0"/>
-                <w:sz w:val="20"/>
-              </w:rPr>
-              <w:t>1</w:t>
-            </w:r>
-          </w:p>
-        </w:tc>
-      </w:tr>
-      <w:tr>
-        <w:tc>
-          <w:tcPr>
-            <w:tcW w:type="dxa" w:w="2948"/>
-          </w:tcPr>
-          <w:p>
-            <w:pPr>
-              <w:spacing w:after="0" w:line="240" w:lineRule="auto"/>
-            </w:pPr>
-            <w:r>
-              <w:rPr>
-                <w:rFonts w:ascii="Times New Roman" w:hAnsi="Times New Roman" w:eastAsia="Times New Roman"/>
-                <w:b w:val="0"/>
-                <w:i w:val="0"/>
-                <w:sz w:val="20"/>
-              </w:rPr>
-              <w:t>USBL-система Tritech Micronnav 200</w:t>
-            </w:r>
-          </w:p>
-        </w:tc>
-        <w:tc>
-          <w:tcPr>
-            <w:tcW w:type="dxa" w:w="5499"/>
-          </w:tcPr>
-          <w:p>
-            <w:pPr>
-              <w:spacing w:after="0" w:line="240" w:lineRule="auto"/>
-            </w:pPr>
-            <w:r>
-              <w:rPr>
-                <w:rFonts w:ascii="Times New Roman" w:hAnsi="Times New Roman" w:eastAsia="Times New Roman"/>
-                <w:b w:val="0"/>
-                <w:i w:val="0"/>
-                <w:sz w:val="20"/>
-              </w:rPr>
-              <w:t>Гидроакустическое позиционирование ТНПА относительно судна</w:t>
-            </w:r>
-          </w:p>
-        </w:tc>
-        <w:tc>
-          <w:tcPr>
-            <w:tcW w:type="dxa" w:w="907"/>
-          </w:tcPr>
-          <w:p>
-            <w:pPr>
-              <w:spacing w:after="0" w:line="240" w:lineRule="auto"/>
-            </w:pPr>
-            <w:r>
-              <w:rPr>
-                <w:rFonts w:ascii="Times New Roman" w:hAnsi="Times New Roman" w:eastAsia="Times New Roman"/>
-                <w:b w:val="0"/>
-                <w:i w:val="0"/>
-                <w:sz w:val="20"/>
-              </w:rPr>
-              <w:t>1</w:t>
-            </w:r>
-          </w:p>
-        </w:tc>
-      </w:tr>
-      <w:tr>
-        <w:tc>
-          <w:tcPr>
-            <w:tcW w:type="dxa" w:w="2948"/>
-          </w:tcPr>
-          <w:p>
-            <w:pPr>
-              <w:spacing w:after="0" w:line="240" w:lineRule="auto"/>
-            </w:pPr>
-            <w:r>
-              <w:rPr>
-                <w:rFonts w:ascii="Times New Roman" w:hAnsi="Times New Roman" w:eastAsia="Times New Roman"/>
-                <w:b w:val="0"/>
-                <w:i w:val="0"/>
-                <w:sz w:val="20"/>
-              </w:rPr>
-              <w:t>Лодка SkyBoat 460 с мотором Yamaha F60 FETL</w:t>
-            </w:r>
-          </w:p>
-        </w:tc>
-        <w:tc>
-          <w:tcPr>
-            <w:tcW w:type="dxa" w:w="5499"/>
-          </w:tcPr>
-          <w:p>
-            <w:pPr>
-              <w:spacing w:after="0" w:line="240" w:lineRule="auto"/>
-            </w:pPr>
-            <w:r>
-              <w:rPr>
-                <w:rFonts w:ascii="Times New Roman" w:hAnsi="Times New Roman" w:eastAsia="Times New Roman"/>
-                <w:b w:val="0"/>
-                <w:i w:val="0"/>
-                <w:sz w:val="20"/>
-              </w:rPr>
-              <w:t>Работы на мелководье и в прибрежной зоне; РИБ 4,6 м, 60 л. с.; прицеп для перевозки</w:t>
-            </w:r>
-          </w:p>
-        </w:tc>
-        <w:tc>
-          <w:tcPr>
-            <w:tcW w:type="dxa" w:w="907"/>
-          </w:tcPr>
-          <w:p>
-            <w:pPr>
-              <w:spacing w:after="0" w:line="240" w:lineRule="auto"/>
-            </w:pPr>
-            <w:r>
-              <w:rPr>
-                <w:rFonts w:ascii="Times New Roman" w:hAnsi="Times New Roman" w:eastAsia="Times New Roman"/>
-                <w:b w:val="0"/>
-                <w:i w:val="0"/>
-                <w:sz w:val="20"/>
-              </w:rPr>
-              <w:t>1</w:t>
-            </w:r>
-          </w:p>
-        </w:tc>
-      </w:tr>
-      <w:tr>
-        <w:tc>
-          <w:tcPr>
-            <w:tcW w:type="dxa" w:w="2948"/>
-          </w:tcPr>
-          <w:p>
-            <w:pPr>
-              <w:spacing w:after="0" w:line="240" w:lineRule="auto"/>
-            </w:pPr>
-            <w:r>
-              <w:rPr>
-                <w:rFonts w:ascii="Times New Roman" w:hAnsi="Times New Roman" w:eastAsia="Times New Roman"/>
-                <w:b w:val="0"/>
-                <w:i w:val="0"/>
-                <w:sz w:val="20"/>
-              </w:rPr>
-              <w:t>Генератор PATRIOT GP 3000iL, ИБП CyberPower 3000 ВА</w:t>
-            </w:r>
-          </w:p>
-        </w:tc>
-        <w:tc>
-          <w:tcPr>
-            <w:tcW w:type="dxa" w:w="5499"/>
-          </w:tcPr>
-          <w:p>
-            <w:pPr>
-              <w:spacing w:after="0" w:line="240" w:lineRule="auto"/>
-            </w:pPr>
-            <w:r>
-              <w:rPr>
-                <w:rFonts w:ascii="Times New Roman" w:hAnsi="Times New Roman" w:eastAsia="Times New Roman"/>
-                <w:b w:val="0"/>
-                <w:i w:val="0"/>
-                <w:sz w:val="20"/>
-              </w:rPr>
-              <w:t>Автономное электропитание аппаратуры в поле и на борту</w:t>
-            </w:r>
-          </w:p>
-        </w:tc>
-        <w:tc>
-          <w:tcPr>
-            <w:tcW w:type="dxa" w:w="907"/>
-          </w:tcPr>
-          <w:p>
-            <w:pPr>
-              <w:spacing w:after="0" w:line="240" w:lineRule="auto"/>
-            </w:pPr>
-            <w:r>
-              <w:rPr>
-                <w:rFonts w:ascii="Times New Roman" w:hAnsi="Times New Roman" w:eastAsia="Times New Roman"/>
-                <w:b w:val="0"/>
-                <w:i w:val="0"/>
-                <w:sz w:val="20"/>
-              </w:rPr>
-              <w:t>1+1</w:t>
-            </w:r>
-          </w:p>
-        </w:tc>
-      </w:tr>
-      <w:tr>
-        <w:tc>
-          <w:tcPr>
-            <w:tcW w:type="dxa" w:w="2948"/>
-          </w:tcPr>
-          <w:p>
-            <w:pPr>
-              <w:spacing w:after="0" w:line="240" w:lineRule="auto"/>
-            </w:pPr>
-            <w:r>
-              <w:rPr>
-                <w:rFonts w:ascii="Times New Roman" w:hAnsi="Times New Roman" w:eastAsia="Times New Roman"/>
-                <w:b w:val="0"/>
-                <w:i w:val="0"/>
-                <w:sz w:val="20"/>
-              </w:rPr>
-              <w:t>Спутниковый терминал Thuraya XT-LITE</w:t>
-            </w:r>
-          </w:p>
-        </w:tc>
-        <w:tc>
-          <w:tcPr>
-            <w:tcW w:type="dxa" w:w="5499"/>
-          </w:tcPr>
-          <w:p>
-            <w:pPr>
-              <w:spacing w:after="0" w:line="240" w:lineRule="auto"/>
-            </w:pPr>
-            <w:r>
-              <w:rPr>
-                <w:rFonts w:ascii="Times New Roman" w:hAnsi="Times New Roman" w:eastAsia="Times New Roman"/>
-                <w:b w:val="0"/>
-                <w:i w:val="0"/>
-                <w:sz w:val="20"/>
-              </w:rPr>
-              <w:t>Связь вне зоны сотовых сетей</w:t>
-            </w:r>
-          </w:p>
-        </w:tc>
-        <w:tc>
-          <w:tcPr>
-            <w:tcW w:type="dxa" w:w="907"/>
-          </w:tcPr>
-          <w:p>
-            <w:pPr>
-              <w:spacing w:after="0" w:line="240" w:lineRule="auto"/>
-            </w:pPr>
-            <w:r>
-              <w:rPr>
-                <w:rFonts w:ascii="Times New Roman" w:hAnsi="Times New Roman" w:eastAsia="Times New Roman"/>
-                <w:b w:val="0"/>
-                <w:i w:val="0"/>
-                <w:sz w:val="20"/>
-              </w:rPr>
-              <w:t>1</w:t>
-            </w:r>
-          </w:p>
-        </w:tc>
-      </w:tr>
-    </w:tbl>
-    <w:p>
-      <w:pPr>
-        <w:spacing w:after="280" w:before="120" w:line="240" w:lineRule="auto"/>
-        <w:ind w:firstLine="567"/>
-        <w:jc w:val="both"/>
-      </w:pPr>
-      <w:r>
-        <w:rPr>
-          <w:rFonts w:ascii="Times New Roman" w:hAnsi="Times New Roman" w:eastAsia="Times New Roman"/>
-          <w:b w:val="0"/>
-          <w:i w:val="0"/>
-          <w:sz w:val="22"/>
-        </w:rPr>
-        <w:t>Специалисты Компании имеют профильное образование и опыт полевых работ на суше и акваториях Каспийского региона. Камеральная обработка ведётся на собственной вычислительной технике.</w:t>
-      </w:r>
-    </w:p>
-    <w:p>
-      <w:pPr>
-        <w:spacing w:after="0" w:before="0" w:line="240" w:lineRule="auto"/>
-        <w:jc w:val="left"/>
-      </w:pPr>
-      <w:r>
-        <w:rPr>
-          <w:rFonts w:ascii="Times New Roman" w:hAnsi="Times New Roman" w:eastAsia="Times New Roman"/>
-          <w:b/>
-          <w:i w:val="0"/>
-          <w:sz w:val="22"/>
-        </w:rPr>
-        <w:t>Генеральный директор</w:t>
-        <w:br/>
-        <w:t>ТОО «Caspian Geology Center»</w:t>
-      </w:r>
-      <w:r>
         <w:tab/>
         <w:tab/>
         <w:tab/>
         <w:tab/>
         <w:tab/>
-        <w:tab/>
       </w:r>
       <w:r>
         <w:rPr>
           <w:rFonts w:ascii="Times New Roman" w:hAnsi="Times New Roman" w:eastAsia="Times New Roman"/>
           <w:b/>
           <w:i w:val="0"/>
-          <w:sz w:val="22"/>
+          <w:sz w:val="24"/>
         </w:rPr>
-        <w:t>Шахтаев Г. Ж.</w:t>
+        <w:t>Г. Ж. Шахтаев</w:t>
       </w:r>
     </w:p>
     <w:p>
       <w:pPr>
-        <w:spacing w:after="0" w:before="280" w:line="240" w:lineRule="auto"/>
+        <w:keepNext w:val="0"/>
+        <w:spacing w:before="360" w:after="60" w:line="240" w:lineRule="auto"/>
+        <w:ind w:firstLine="0"/>
         <w:jc w:val="left"/>
       </w:pPr>
       <w:r>
         <w:rPr>
           <w:rFonts w:ascii="Times New Roman" w:hAnsi="Times New Roman" w:eastAsia="Times New Roman"/>
           <w:b w:val="0"/>
-          <w:i/>
+          <w:i w:val="0"/>
           <w:sz w:val="19"/>
         </w:rPr>
-        <w:t>Исполнитель: Асаев Р., тел. +7 776 124 20 49, r.assayev@caspiangeo.com</w:t>
+        <w:t>Исп.: Асаев Р.</w:t>
+      </w:r>
+    </w:p>
+    <w:p>
+      <w:pPr>
+        <w:keepNext w:val="0"/>
+        <w:spacing w:before="0" w:after="60" w:line="240" w:lineRule="auto"/>
+        <w:ind w:firstLine="0"/>
+        <w:jc w:val="left"/>
+      </w:pPr>
+      <w:r>
+        <w:rPr>
+          <w:rFonts w:ascii="Times New Roman" w:hAnsi="Times New Roman" w:eastAsia="Times New Roman"/>
+          <w:b w:val="0"/>
+          <w:i w:val="0"/>
+          <w:sz w:val="19"/>
+        </w:rPr>
+        <w:t>Тел.: +7 776 124 20 49, r.assayev@caspiangeo.com</w:t>
       </w:r>
     </w:p>
     <w:sectPr>
